--- a/LAMP MOP.docx
+++ b/LAMP MOP.docx
@@ -1,6 +1,6 @@
 
 <file path=word/document.xml><?xml version="1.0" encoding="utf-8"?>
-<w:document xmlns:wpc="http://schemas.microsoft.com/office/word/2010/wordprocessingCanvas" xmlns:cx="http://schemas.microsoft.com/office/drawing/2014/chartex" xmlns:cx1="http://schemas.microsoft.com/office/drawing/2015/9/8/chartex" xmlns:cx2="http://schemas.microsoft.com/office/drawing/2015/10/21/chartex" xmlns:cx3="http://schemas.microsoft.com/office/drawing/2016/5/9/chartex" xmlns:cx4="http://schemas.microsoft.com/office/drawing/2016/5/10/chartex" xmlns:cx5="http://schemas.microsoft.com/office/drawing/2016/5/11/chartex" xmlns:cx6="http://schemas.microsoft.com/office/drawing/2016/5/12/chartex" xmlns:cx7="http://schemas.microsoft.com/office/drawing/2016/5/13/chartex" xmlns:cx8="http://schemas.microsoft.com/office/drawing/2016/5/14/chartex" xmlns:mc="http://schemas.openxmlformats.org/markup-compatibility/2006" xmlns:aink="http://schemas.microsoft.com/office/drawing/2016/ink" xmlns:am3d="http://schemas.microsoft.com/office/drawing/2017/model3d" xmlns:o="urn:schemas-microsoft-com:office:office" xmlns:oel="http://schemas.microsoft.com/office/2019/extlst" xmlns:r="http://schemas.openxmlformats.org/officeDocument/2006/relationships" xmlns:m="http://schemas.openxmlformats.org/officeDocument/2006/math" xmlns:v="urn:schemas-microsoft-com:vml" xmlns:wp14="http://schemas.microsoft.com/office/word/2010/wordprocessingDrawing" xmlns:wp="http://schemas.openxmlformats.org/drawingml/2006/wordprocessingDrawing" xmlns:w10="urn:schemas-microsoft-com:office:word" xmlns:w="http://schemas.openxmlformats.org/wordprocessingml/2006/main" xmlns:w14="http://schemas.microsoft.com/office/word/2010/wordml" xmlns:w15="http://schemas.microsoft.com/office/word/2012/wordml" xmlns:w16cex="http://schemas.microsoft.com/office/word/2018/wordml/cex" xmlns:w16cid="http://schemas.microsoft.com/office/word/2016/wordml/cid" xmlns:w16="http://schemas.microsoft.com/office/word/2018/wordml" xmlns:w16du="http://schemas.microsoft.com/office/word/2023/wordml/word16du" xmlns:w16sdtdh="http://schemas.microsoft.com/office/word/2020/wordml/sdtdatahash" xmlns:w16sdtfl="http://schemas.microsoft.com/office/word/2024/wordml/sdtformatlock" xmlns:w16se="http://schemas.microsoft.com/office/word/2015/wordml/symex" xmlns:wpg="http://schemas.microsoft.com/office/word/2010/wordprocessingGroup" xmlns:wpi="http://schemas.microsoft.com/office/word/2010/wordprocessingInk" xmlns:wne="http://schemas.microsoft.com/office/word/2006/wordml" xmlns:wps="http://schemas.microsoft.com/office/word/2010/wordprocessingShape" xmlns:a="http://schemas.openxmlformats.org/drawingml/2006/main" xmlns:pic="http://schemas.openxmlformats.org/drawingml/2006/picture" xmlns:a14="http://schemas.microsoft.com/office/drawing/2010/main" mc:Ignorable="w14 w15 w16se w16cid w16 w16cex w16sdtdh w16sdtfl w16du wp14">
+<w:document xmlns:wpc="http://schemas.microsoft.com/office/word/2010/wordprocessingCanvas" xmlns:cx="http://schemas.microsoft.com/office/drawing/2014/chartex" xmlns:cx1="http://schemas.microsoft.com/office/drawing/2015/9/8/chartex" xmlns:cx2="http://schemas.microsoft.com/office/drawing/2015/10/21/chartex" xmlns:cx3="http://schemas.microsoft.com/office/drawing/2016/5/9/chartex" xmlns:cx4="http://schemas.microsoft.com/office/drawing/2016/5/10/chartex" xmlns:cx5="http://schemas.microsoft.com/office/drawing/2016/5/11/chartex" xmlns:cx6="http://schemas.microsoft.com/office/drawing/2016/5/12/chartex" xmlns:cx7="http://schemas.microsoft.com/office/drawing/2016/5/13/chartex" xmlns:cx8="http://schemas.microsoft.com/office/drawing/2016/5/14/chartex" xmlns:mc="http://schemas.openxmlformats.org/markup-compatibility/2006" xmlns:aink="http://schemas.microsoft.com/office/drawing/2016/ink" xmlns:am3d="http://schemas.microsoft.com/office/drawing/2017/model3d" xmlns:o="urn:schemas-microsoft-com:office:office" xmlns:oel="http://schemas.microsoft.com/office/2019/extlst" xmlns:r="http://schemas.openxmlformats.org/officeDocument/2006/relationships" xmlns:m="http://schemas.openxmlformats.org/officeDocument/2006/math" xmlns:v="urn:schemas-microsoft-com:vml" xmlns:wp14="http://schemas.microsoft.com/office/word/2010/wordprocessingDrawing" xmlns:wp="http://schemas.openxmlformats.org/drawingml/2006/wordprocessingDrawing" xmlns:w10="urn:schemas-microsoft-com:office:word" xmlns:w="http://schemas.openxmlformats.org/wordprocessingml/2006/main" xmlns:w14="http://schemas.microsoft.com/office/word/2010/wordml" xmlns:w15="http://schemas.microsoft.com/office/word/2012/wordml" xmlns:w16cex="http://schemas.microsoft.com/office/word/2018/wordml/cex" xmlns:w16cid="http://schemas.microsoft.com/office/word/2016/wordml/cid" xmlns:w16="http://schemas.microsoft.com/office/word/2018/wordml" xmlns:w16du="http://schemas.microsoft.com/office/word/2023/wordml/word16du" xmlns:w16sdtdh="http://schemas.microsoft.com/office/word/2020/wordml/sdtdatahash" xmlns:w16sdtfl="http://schemas.microsoft.com/office/word/2024/wordml/sdtformatlock" xmlns:w16se="http://schemas.microsoft.com/office/word/2015/wordml/symex" xmlns:wpg="http://schemas.microsoft.com/office/word/2010/wordprocessingGroup" xmlns:wpi="http://schemas.microsoft.com/office/word/2010/wordprocessingInk" xmlns:wne="http://schemas.microsoft.com/office/word/2006/wordml" xmlns:wps="http://schemas.microsoft.com/office/word/2010/wordprocessingShape" mc:Ignorable="w14 w15 w16se w16cid w16 w16cex w16sdtdh w16sdtfl w16du wp14">
   <w:body>
     <w:p>
       <w:pPr>
@@ -12,7 +12,7 @@
           <w:szCs w:val="32"/>
         </w:rPr>
       </w:pPr>
-      <w:bookmarkStart w:name="_Hlk188032028" w:id="0"/>
+      <w:bookmarkStart w:id="0" w:name="_Hlk188032028"/>
       <w:bookmarkEnd w:id="0"/>
     </w:p>
     <w:p>
@@ -65,9 +65,9 @@
           <w:szCs w:val="32"/>
         </w:rPr>
         <w:drawing>
-          <wp:inline distT="0" distB="0" distL="0" distR="0" wp14:anchorId="48E36F67" wp14:editId="089B790C">
-            <wp:extent cx="5943600" cy="1981200"/>
-            <wp:effectExtent l="0" t="0" r="0" b="0"/>
+          <wp:inline distT="0" distB="0" distL="0" distR="0" wp14:anchorId="48E36F67" wp14:editId="099FD0F2">
+            <wp:extent cx="4528457" cy="1981200"/>
+            <wp:effectExtent l="0" t="0" r="5715" b="0"/>
             <wp:docPr id="1597908371" name="Picture 1"/>
             <wp:cNvGraphicFramePr>
               <a:graphicFrameLocks xmlns:a="http://schemas.openxmlformats.org/drawingml/2006/main" noChangeAspect="1"/>
@@ -76,7 +76,7 @@
               <a:graphicData uri="http://schemas.openxmlformats.org/drawingml/2006/picture">
                 <pic:pic xmlns:pic="http://schemas.openxmlformats.org/drawingml/2006/picture">
                   <pic:nvPicPr>
-                    <pic:cNvPr id="0" name="Picture 1"/>
+                    <pic:cNvPr id="1597908371" name="Picture 1"/>
                     <pic:cNvPicPr>
                       <a:picLocks noChangeAspect="1" noChangeArrowheads="1"/>
                     </pic:cNvPicPr>
@@ -89,7 +89,6 @@
                         </a:ext>
                       </a:extLst>
                     </a:blip>
-                    <a:srcRect/>
                     <a:stretch>
                       <a:fillRect/>
                     </a:stretch>
@@ -97,7 +96,7 @@
                   <pic:spPr bwMode="auto">
                     <a:xfrm>
                       <a:off x="0" y="0"/>
-                      <a:ext cx="5943600" cy="1981200"/>
+                      <a:ext cx="4528457" cy="1981200"/>
                     </a:xfrm>
                     <a:prstGeom prst="rect">
                       <a:avLst/>
@@ -127,7 +126,7 @@
     <w:p>
       <w:pPr>
         <w:pBdr>
-          <w:bottom w:val="single" w:color="auto" w:sz="12" w:space="1"/>
+          <w:bottom w:val="single" w:sz="12" w:space="1" w:color="auto"/>
         </w:pBdr>
         <w:rPr>
           <w:rFonts w:ascii="Arial" w:hAnsi="Arial" w:cs="Arial"/>
@@ -160,7 +159,7 @@
           <w:sz w:val="32"/>
           <w:szCs w:val="32"/>
         </w:rPr>
-        <w:t>Fleming College</w:t>
+        <w:t>Nicholas Stuckless</w:t>
       </w:r>
       <w:r>
         <w:rPr>
@@ -796,7 +795,6 @@
           <w:szCs w:val="24"/>
           <w:u w:val="single"/>
         </w:rPr>
-        <w:lastRenderedPageBreak/>
         <w:t>Process Overview</w:t>
       </w:r>
     </w:p>
@@ -810,7 +808,7 @@
           <w:szCs w:val="24"/>
         </w:rPr>
       </w:pPr>
-      <w:bookmarkStart w:name="_Hlk188029290" w:id="1"/>
+      <w:bookmarkStart w:id="1" w:name="_Hlk188029290"/>
       <w:r>
         <w:rPr>
           <w:rFonts w:ascii="Arial" w:hAnsi="Arial" w:cs="Arial"/>
@@ -870,15 +868,14 @@
         <w:pStyle w:val="Code"/>
       </w:pPr>
       <w:r>
-        <w:rPr/>
         <w:t xml:space="preserve">Sudo </w:t>
       </w:r>
-      <w:r>
-        <w:rPr/>
+      <w:proofErr w:type="spellStart"/>
+      <w:r>
         <w:t>su</w:t>
       </w:r>
-      <w:r>
-        <w:rPr/>
+      <w:proofErr w:type="spellEnd"/>
+      <w:r>
         <w:t xml:space="preserve"> root </w:t>
       </w:r>
     </w:p>
@@ -887,7 +884,6 @@
         <w:pStyle w:val="Code"/>
       </w:pPr>
       <w:r>
-        <w:rPr/>
         <w:t>Apt get update</w:t>
       </w:r>
     </w:p>
@@ -896,7 +892,6 @@
         <w:pStyle w:val="Code"/>
       </w:pPr>
       <w:r>
-        <w:rPr/>
         <w:t>Apt get upgrade</w:t>
       </w:r>
     </w:p>
@@ -939,47 +934,27 @@
       <w:pPr>
         <w:rPr>
           <w:rFonts w:ascii="Arial" w:hAnsi="Arial" w:cs="Arial"/>
-          <w:i w:val="1"/>
-          <w:iCs w:val="1"/>
-          <w:sz w:val="24"/>
-          <w:szCs w:val="24"/>
-        </w:rPr>
-      </w:pPr>
-      <w:r>
-        <w:rPr>
-          <w:rFonts w:ascii="Arial" w:hAnsi="Arial" w:cs="Arial"/>
-          <w:i w:val="1"/>
-          <w:iCs w:val="1"/>
-          <w:sz w:val="24"/>
-          <w:szCs w:val="24"/>
-        </w:rPr>
-        <w:t xml:space="preserve">Step </w:t>
-      </w:r>
-      <w:r>
-        <w:rPr>
-          <w:rFonts w:ascii="Arial" w:hAnsi="Arial" w:cs="Arial"/>
-          <w:i w:val="1"/>
-          <w:iCs w:val="1"/>
-          <w:sz w:val="24"/>
-          <w:szCs w:val="24"/>
-        </w:rPr>
-        <w:t>2</w:t>
-      </w:r>
-      <w:r>
-        <w:rPr>
-          <w:rFonts w:ascii="Arial" w:hAnsi="Arial" w:cs="Arial"/>
-          <w:i w:val="1"/>
-          <w:iCs w:val="1"/>
-          <w:sz w:val="24"/>
-          <w:szCs w:val="24"/>
-        </w:rPr>
-        <w:t xml:space="preserve">: </w:t>
-      </w:r>
-      <w:r>
-        <w:rPr>
-          <w:rFonts w:ascii="Arial" w:hAnsi="Arial" w:cs="Arial"/>
-          <w:i w:val="1"/>
-          <w:iCs w:val="1"/>
+          <w:i/>
+          <w:iCs/>
+          <w:sz w:val="24"/>
+          <w:szCs w:val="24"/>
+        </w:rPr>
+      </w:pPr>
+      <w:r>
+        <w:rPr>
+          <w:rFonts w:ascii="Arial" w:hAnsi="Arial" w:cs="Arial"/>
+          <w:i/>
+          <w:iCs/>
+          <w:sz w:val="24"/>
+          <w:szCs w:val="24"/>
+        </w:rPr>
+        <w:t xml:space="preserve">Step 2: </w:t>
+      </w:r>
+      <w:r>
+        <w:rPr>
+          <w:rFonts w:ascii="Arial" w:hAnsi="Arial" w:cs="Arial"/>
+          <w:i/>
+          <w:iCs/>
           <w:sz w:val="24"/>
           <w:szCs w:val="24"/>
         </w:rPr>
@@ -1023,52 +998,31 @@
       <w:pPr>
         <w:pStyle w:val="Code"/>
         <w:rPr>
-          <w:noProof w:val="0"/>
-          <w:sz w:val="24"/>
-          <w:szCs w:val="24"/>
-          <w:lang w:val="en-US"/>
-        </w:rPr>
-      </w:pPr>
-      <w:r>
-        <w:rPr>
-          <w:noProof w:val="0"/>
-          <w:lang w:val="en-US"/>
-        </w:rPr>
+          <w:sz w:val="24"/>
+        </w:rPr>
+      </w:pPr>
+      <w:proofErr w:type="spellStart"/>
+      <w:r>
         <w:t>sudo</w:t>
       </w:r>
-      <w:r>
-        <w:rPr>
-          <w:noProof w:val="0"/>
-          <w:lang w:val="en-US"/>
-        </w:rPr>
+      <w:proofErr w:type="spellEnd"/>
+      <w:r>
         <w:t xml:space="preserve"> apt install </w:t>
       </w:r>
-      <w:r>
-        <w:rPr>
-          <w:noProof w:val="0"/>
-          <w:lang w:val="en-US"/>
-        </w:rPr>
+      <w:proofErr w:type="spellStart"/>
+      <w:r>
         <w:t>php</w:t>
       </w:r>
-      <w:r>
-        <w:rPr>
-          <w:noProof w:val="0"/>
-          <w:lang w:val="en-US"/>
-        </w:rPr>
+      <w:proofErr w:type="spellEnd"/>
+      <w:r>
         <w:t xml:space="preserve"> libapache2-mod-php </w:t>
       </w:r>
-      <w:r>
-        <w:rPr>
-          <w:noProof w:val="0"/>
-          <w:lang w:val="en-US"/>
-        </w:rPr>
+      <w:proofErr w:type="spellStart"/>
+      <w:r>
         <w:t>php-mysql</w:t>
       </w:r>
-      <w:r>
-        <w:rPr>
-          <w:noProof w:val="0"/>
-          <w:lang w:val="en-US"/>
-        </w:rPr>
+      <w:proofErr w:type="spellEnd"/>
+      <w:r>
         <w:t xml:space="preserve"> -y</w:t>
       </w:r>
     </w:p>
@@ -1078,18 +1032,14 @@
         <w:rPr>
           <w:rFonts w:ascii="Arial" w:hAnsi="Arial"/>
           <w:b w:val="0"/>
-          <w:bCs w:val="0"/>
-          <w:sz w:val="24"/>
-          <w:szCs w:val="24"/>
+          <w:sz w:val="24"/>
         </w:rPr>
       </w:pPr>
       <w:r>
         <w:rPr>
           <w:rFonts w:ascii="Arial" w:hAnsi="Arial"/>
           <w:b w:val="0"/>
-          <w:bCs w:val="0"/>
-          <w:sz w:val="24"/>
-          <w:szCs w:val="24"/>
+          <w:sz w:val="24"/>
         </w:rPr>
         <w:t>When</w:t>
       </w:r>
@@ -1097,9 +1047,7 @@
         <w:rPr>
           <w:rFonts w:ascii="Arial" w:hAnsi="Arial"/>
           <w:b w:val="0"/>
-          <w:bCs w:val="0"/>
-          <w:sz w:val="24"/>
-          <w:szCs w:val="24"/>
+          <w:sz w:val="24"/>
         </w:rPr>
         <w:t xml:space="preserve"> the </w:t>
       </w:r>
@@ -1107,9 +1055,7 @@
         <w:rPr>
           <w:rFonts w:ascii="Arial" w:hAnsi="Arial"/>
           <w:b w:val="0"/>
-          <w:bCs w:val="0"/>
-          <w:sz w:val="24"/>
-          <w:szCs w:val="24"/>
+          <w:sz w:val="24"/>
         </w:rPr>
         <w:t>installation</w:t>
       </w:r>
@@ -1117,9 +1063,7 @@
         <w:rPr>
           <w:rFonts w:ascii="Arial" w:hAnsi="Arial"/>
           <w:b w:val="0"/>
-          <w:bCs w:val="0"/>
-          <w:sz w:val="24"/>
-          <w:szCs w:val="24"/>
+          <w:sz w:val="24"/>
         </w:rPr>
         <w:t xml:space="preserve"> is complete, you will see output like this.</w:t>
       </w:r>
@@ -1129,26 +1073,29 @@
         <w:pStyle w:val="Code"/>
       </w:pPr>
       <w:r>
+        <w:rPr>
+          <w:noProof/>
+        </w:rPr>
         <w:drawing>
-          <wp:inline wp14:editId="79A5DC12" wp14:anchorId="1EB94AE4">
+          <wp:inline distT="0" distB="0" distL="0" distR="0" wp14:anchorId="1EB94AE4" wp14:editId="79A5DC12">
             <wp:extent cx="6354070" cy="3686175"/>
             <wp:effectExtent l="0" t="0" r="0" b="0"/>
-            <wp:docPr id="1366960593" name="" title=""/>
+            <wp:docPr id="1366960593" name="Picture 1366960593"/>
             <wp:cNvGraphicFramePr>
-              <a:graphicFrameLocks noChangeAspect="1"/>
+              <a:graphicFrameLocks xmlns:a="http://schemas.openxmlformats.org/drawingml/2006/main" noChangeAspect="1"/>
             </wp:cNvGraphicFramePr>
-            <a:graphic>
+            <a:graphic xmlns:a="http://schemas.openxmlformats.org/drawingml/2006/main">
               <a:graphicData uri="http://schemas.openxmlformats.org/drawingml/2006/picture">
-                <pic:pic>
+                <pic:pic xmlns:pic="http://schemas.openxmlformats.org/drawingml/2006/picture">
                   <pic:nvPicPr>
                     <pic:cNvPr id="0" name=""/>
                     <pic:cNvPicPr/>
                   </pic:nvPicPr>
                   <pic:blipFill>
-                    <a:blip r:embed="R58661ba98b874d33">
+                    <a:blip r:embed="rId9">
                       <a:extLst>
-                        <a:ext xmlns:a="http://schemas.openxmlformats.org/drawingml/2006/main" uri="{28A0092B-C50C-407E-A947-70E740481C1C}">
-                          <a14:useLocalDpi val="0"/>
+                        <a:ext uri="{28A0092B-C50C-407E-A947-70E740481C1C}">
+                          <a14:useLocalDpi xmlns:a14="http://schemas.microsoft.com/office/drawing/2010/main" val="0"/>
                         </a:ext>
                       </a:extLst>
                     </a:blip>
@@ -1176,37 +1123,30 @@
       <w:pPr>
         <w:pStyle w:val="Code"/>
         <w:rPr>
-          <w:rFonts w:ascii="Arial" w:hAnsi="Arial" w:cs="Arial"/>
-          <w:i w:val="0"/>
-          <w:iCs w:val="0"/>
-          <w:sz w:val="24"/>
-          <w:szCs w:val="24"/>
-        </w:rPr>
-      </w:pPr>
-      <w:r>
-        <w:rPr>
-          <w:rFonts w:ascii="Arial" w:hAnsi="Arial" w:eastAsia="Arial" w:cs="Arial"/>
+          <w:rFonts w:ascii="Arial" w:hAnsi="Arial"/>
+          <w:sz w:val="24"/>
+        </w:rPr>
+      </w:pPr>
+      <w:r>
+        <w:rPr>
+          <w:rFonts w:ascii="Arial" w:eastAsia="Arial" w:hAnsi="Arial"/>
           <w:b w:val="0"/>
-          <w:bCs w:val="0"/>
-          <w:sz w:val="24"/>
-          <w:szCs w:val="24"/>
+          <w:sz w:val="24"/>
         </w:rPr>
         <w:t>You can check your version of PHP with:</w:t>
       </w:r>
       <w:r>
-        <w:rPr/>
         <w:t xml:space="preserve"> </w:t>
       </w:r>
-      <w:r>
-        <w:rPr/>
+      <w:proofErr w:type="spellStart"/>
+      <w:r>
         <w:t>php</w:t>
       </w:r>
-      <w:r>
-        <w:rPr/>
+      <w:proofErr w:type="spellEnd"/>
+      <w:r>
         <w:t xml:space="preserve"> –</w:t>
       </w:r>
       <w:r>
-        <w:rPr/>
         <w:t>v</w:t>
       </w:r>
     </w:p>
@@ -1217,20 +1157,19 @@
     </w:p>
     <w:p>
       <w:pPr>
-        <w:pStyle w:val="Normal"/>
-        <w:rPr>
-          <w:rFonts w:ascii="Arial" w:hAnsi="Arial" w:cs="Arial"/>
-          <w:i w:val="1"/>
-          <w:iCs w:val="1"/>
-          <w:sz w:val="24"/>
-          <w:szCs w:val="24"/>
-        </w:rPr>
-      </w:pPr>
-      <w:r>
-        <w:rPr>
-          <w:rFonts w:ascii="Arial" w:hAnsi="Arial" w:cs="Arial"/>
-          <w:i w:val="1"/>
-          <w:iCs w:val="1"/>
+        <w:rPr>
+          <w:rFonts w:ascii="Arial" w:hAnsi="Arial" w:cs="Arial"/>
+          <w:i/>
+          <w:iCs/>
+          <w:sz w:val="24"/>
+          <w:szCs w:val="24"/>
+        </w:rPr>
+      </w:pPr>
+      <w:r>
+        <w:rPr>
+          <w:rFonts w:ascii="Arial" w:hAnsi="Arial" w:cs="Arial"/>
+          <w:i/>
+          <w:iCs/>
           <w:sz w:val="24"/>
           <w:szCs w:val="24"/>
         </w:rPr>
@@ -1239,8 +1178,8 @@
       <w:r>
         <w:rPr>
           <w:rFonts w:ascii="Arial" w:hAnsi="Arial" w:cs="Arial"/>
-          <w:i w:val="1"/>
-          <w:iCs w:val="1"/>
+          <w:i/>
+          <w:iCs/>
           <w:sz w:val="24"/>
           <w:szCs w:val="24"/>
         </w:rPr>
@@ -1249,8 +1188,8 @@
       <w:r>
         <w:rPr>
           <w:rFonts w:ascii="Arial" w:hAnsi="Arial" w:cs="Arial"/>
-          <w:i w:val="1"/>
-          <w:iCs w:val="1"/>
+          <w:i/>
+          <w:iCs/>
           <w:sz w:val="24"/>
           <w:szCs w:val="24"/>
         </w:rPr>
@@ -1259,8 +1198,8 @@
       <w:r>
         <w:rPr>
           <w:rFonts w:ascii="Arial" w:hAnsi="Arial" w:cs="Arial"/>
-          <w:i w:val="1"/>
-          <w:iCs w:val="1"/>
+          <w:i/>
+          <w:iCs/>
           <w:sz w:val="24"/>
           <w:szCs w:val="24"/>
         </w:rPr>
@@ -1283,6 +1222,7 @@
         </w:rPr>
         <w:t xml:space="preserve">To allow Apache and PHP to communicate, we need to edit the </w:t>
       </w:r>
+      <w:proofErr w:type="spellStart"/>
       <w:r>
         <w:rPr>
           <w:rFonts w:ascii="Arial" w:hAnsi="Arial" w:cs="Arial"/>
@@ -1291,6 +1231,7 @@
         </w:rPr>
         <w:t>dir.conf</w:t>
       </w:r>
+      <w:proofErr w:type="spellEnd"/>
       <w:r>
         <w:rPr>
           <w:rFonts w:ascii="Arial" w:hAnsi="Arial" w:cs="Arial"/>
@@ -1304,31 +1245,34 @@
       <w:pPr>
         <w:pStyle w:val="Code"/>
         <w:rPr>
-          <w:rFonts w:ascii="Arial" w:hAnsi="Arial" w:cs="Arial"/>
-          <w:sz w:val="24"/>
-          <w:szCs w:val="24"/>
-        </w:rPr>
-      </w:pPr>
-      <w:r>
-        <w:rPr/>
+          <w:rFonts w:ascii="Arial" w:hAnsi="Arial"/>
+          <w:sz w:val="24"/>
+        </w:rPr>
+      </w:pPr>
+      <w:proofErr w:type="spellStart"/>
+      <w:r>
         <w:t>sudo</w:t>
       </w:r>
-      <w:r>
-        <w:rPr/>
+      <w:proofErr w:type="spellEnd"/>
+      <w:r>
         <w:t xml:space="preserve"> nano /</w:t>
       </w:r>
-      <w:r>
-        <w:rPr/>
+      <w:proofErr w:type="spellStart"/>
+      <w:r>
         <w:t>etc</w:t>
       </w:r>
-      <w:r>
-        <w:rPr/>
-        <w:t>/apache2/mods-enabled/dir.conf</w:t>
-      </w:r>
-    </w:p>
-    <w:p>
-      <w:pPr>
-        <w:pStyle w:val="Normal"/>
+      <w:proofErr w:type="spellEnd"/>
+      <w:r>
+        <w:t>/apache2/mods-enabled/</w:t>
+      </w:r>
+      <w:proofErr w:type="spellStart"/>
+      <w:r>
+        <w:t>dir.conf</w:t>
+      </w:r>
+      <w:proofErr w:type="spellEnd"/>
+    </w:p>
+    <w:p>
+      <w:pPr>
         <w:rPr>
           <w:rFonts w:ascii="Arial" w:hAnsi="Arial" w:cs="Arial"/>
           <w:sz w:val="24"/>
@@ -1343,6 +1287,7 @@
         </w:rPr>
         <w:t xml:space="preserve">After getting into the file, move </w:t>
       </w:r>
+      <w:proofErr w:type="spellStart"/>
       <w:r>
         <w:rPr>
           <w:rFonts w:ascii="Arial" w:hAnsi="Arial" w:cs="Arial"/>
@@ -1351,6 +1296,7 @@
         </w:rPr>
         <w:t>index.php</w:t>
       </w:r>
+      <w:proofErr w:type="spellEnd"/>
       <w:r>
         <w:rPr>
           <w:rFonts w:ascii="Arial" w:hAnsi="Arial" w:cs="Arial"/>
@@ -1361,30 +1307,30 @@
       </w:r>
     </w:p>
     <w:p>
-      <w:pPr>
-        <w:pStyle w:val="Normal"/>
-      </w:pPr>
-      <w:r>
+      <w:r>
+        <w:rPr>
+          <w:noProof/>
+        </w:rPr>
         <w:drawing>
-          <wp:inline wp14:editId="18631D2A" wp14:anchorId="4D836741">
+          <wp:inline distT="0" distB="0" distL="0" distR="0" wp14:anchorId="4D836741" wp14:editId="18631D2A">
             <wp:extent cx="5943600" cy="476250"/>
             <wp:effectExtent l="0" t="0" r="0" b="0"/>
-            <wp:docPr id="595018544" name="" title=""/>
+            <wp:docPr id="595018544" name="Picture 595018544"/>
             <wp:cNvGraphicFramePr>
-              <a:graphicFrameLocks noChangeAspect="1"/>
+              <a:graphicFrameLocks xmlns:a="http://schemas.openxmlformats.org/drawingml/2006/main" noChangeAspect="1"/>
             </wp:cNvGraphicFramePr>
-            <a:graphic>
+            <a:graphic xmlns:a="http://schemas.openxmlformats.org/drawingml/2006/main">
               <a:graphicData uri="http://schemas.openxmlformats.org/drawingml/2006/picture">
-                <pic:pic>
+                <pic:pic xmlns:pic="http://schemas.openxmlformats.org/drawingml/2006/picture">
                   <pic:nvPicPr>
                     <pic:cNvPr id="0" name=""/>
                     <pic:cNvPicPr/>
                   </pic:nvPicPr>
                   <pic:blipFill>
-                    <a:blip r:embed="R3b1d56ea1b7c4249">
+                    <a:blip r:embed="rId10">
                       <a:extLst>
-                        <a:ext xmlns:a="http://schemas.openxmlformats.org/drawingml/2006/main" uri="{28A0092B-C50C-407E-A947-70E740481C1C}">
-                          <a14:useLocalDpi val="0"/>
+                        <a:ext uri="{28A0092B-C50C-407E-A947-70E740481C1C}">
+                          <a14:useLocalDpi xmlns:a14="http://schemas.microsoft.com/office/drawing/2010/main" val="0"/>
                         </a:ext>
                       </a:extLst>
                     </a:blip>
@@ -1430,53 +1376,128 @@
           <w:sz w:val="24"/>
           <w:szCs w:val="24"/>
         </w:rPr>
-        <w:t>:</w:t>
-      </w:r>
-      <w:r>
-        <w:rPr>
-          <w:rFonts w:ascii="Arial" w:hAnsi="Arial" w:cs="Arial"/>
-          <w:sz w:val="24"/>
-          <w:szCs w:val="24"/>
-        </w:rPr>
+        <w:t xml:space="preserve">: </w:t>
+      </w:r>
+    </w:p>
+    <w:p>
+      <w:pPr>
+        <w:pStyle w:val="Code"/>
+      </w:pPr>
+      <w:proofErr w:type="spellStart"/>
+      <w:r>
+        <w:t>sudo</w:t>
+      </w:r>
+      <w:proofErr w:type="spellEnd"/>
+      <w:r>
         <w:t xml:space="preserve"> </w:t>
       </w:r>
+      <w:proofErr w:type="spellStart"/>
+      <w:r>
+        <w:t>systemctl</w:t>
+      </w:r>
+      <w:proofErr w:type="spellEnd"/>
+      <w:r>
+        <w:t xml:space="preserve"> restart apache2</w:t>
+      </w:r>
     </w:p>
     <w:p>
       <w:pPr>
         <w:pStyle w:val="Code"/>
-        <w:rPr>
-          <w:noProof w:val="0"/>
-          <w:lang w:val="en-US"/>
-        </w:rPr>
-      </w:pPr>
-      <w:r>
-        <w:rPr>
-          <w:noProof w:val="0"/>
-          <w:lang w:val="en-US"/>
-        </w:rPr>
+      </w:pPr>
+    </w:p>
+    <w:p>
+      <w:pPr>
+        <w:rPr>
+          <w:rFonts w:ascii="Arial" w:hAnsi="Arial" w:cs="Arial"/>
+          <w:i/>
+          <w:iCs/>
+          <w:sz w:val="24"/>
+          <w:szCs w:val="24"/>
+        </w:rPr>
+      </w:pPr>
+      <w:r>
+        <w:rPr>
+          <w:rFonts w:ascii="Arial" w:hAnsi="Arial" w:cs="Arial"/>
+          <w:i/>
+          <w:iCs/>
+          <w:sz w:val="24"/>
+          <w:szCs w:val="24"/>
+        </w:rPr>
+        <w:t xml:space="preserve">Step </w:t>
+      </w:r>
+      <w:r>
+        <w:rPr>
+          <w:rFonts w:ascii="Arial" w:hAnsi="Arial" w:cs="Arial"/>
+          <w:i/>
+          <w:iCs/>
+          <w:sz w:val="24"/>
+          <w:szCs w:val="24"/>
+        </w:rPr>
+        <w:t>4</w:t>
+      </w:r>
+      <w:r>
+        <w:rPr>
+          <w:rFonts w:ascii="Arial" w:hAnsi="Arial" w:cs="Arial"/>
+          <w:i/>
+          <w:iCs/>
+          <w:sz w:val="24"/>
+          <w:szCs w:val="24"/>
+        </w:rPr>
+        <w:t xml:space="preserve">: </w:t>
+      </w:r>
+      <w:r>
+        <w:rPr>
+          <w:rFonts w:ascii="Arial" w:hAnsi="Arial" w:cs="Arial"/>
+          <w:i/>
+          <w:iCs/>
+          <w:sz w:val="24"/>
+          <w:szCs w:val="24"/>
+        </w:rPr>
+        <w:t>Test PHP</w:t>
+      </w:r>
+    </w:p>
+    <w:p>
+      <w:pPr>
+        <w:rPr>
+          <w:rFonts w:ascii="Arial" w:hAnsi="Arial" w:cs="Arial"/>
+          <w:sz w:val="24"/>
+          <w:szCs w:val="24"/>
+        </w:rPr>
+      </w:pPr>
+      <w:r>
+        <w:rPr>
+          <w:rFonts w:ascii="Arial" w:hAnsi="Arial" w:cs="Arial"/>
+          <w:sz w:val="24"/>
+          <w:szCs w:val="24"/>
+        </w:rPr>
+        <w:t xml:space="preserve">To ensure PHP is working and has connectivity with Apache, you will now need to test it. </w:t>
+      </w:r>
+    </w:p>
+    <w:p>
+      <w:pPr>
+        <w:pStyle w:val="BodyText1"/>
+      </w:pPr>
+      <w:r>
+        <w:t>To create a test file, use the following command:</w:t>
+      </w:r>
+    </w:p>
+    <w:p>
+      <w:pPr>
+        <w:pStyle w:val="Code"/>
+      </w:pPr>
+      <w:proofErr w:type="spellStart"/>
+      <w:r>
         <w:t>sudo</w:t>
       </w:r>
-      <w:r>
-        <w:rPr>
-          <w:noProof w:val="0"/>
-          <w:lang w:val="en-US"/>
-        </w:rPr>
-        <w:t xml:space="preserve"> </w:t>
-      </w:r>
-      <w:r>
-        <w:rPr>
-          <w:noProof w:val="0"/>
-          <w:lang w:val="en-US"/>
-        </w:rPr>
-        <w:t>systemctl</w:t>
-      </w:r>
-      <w:r>
-        <w:rPr>
-          <w:noProof w:val="0"/>
-          <w:lang w:val="en-US"/>
-        </w:rPr>
-        <w:t xml:space="preserve"> restart apache2</w:t>
-      </w:r>
+      <w:proofErr w:type="spellEnd"/>
+      <w:r>
+        <w:t xml:space="preserve"> nano /var/www/html/</w:t>
+      </w:r>
+      <w:proofErr w:type="spellStart"/>
+      <w:r>
+        <w:t>test.php</w:t>
+      </w:r>
+      <w:proofErr w:type="spellEnd"/>
     </w:p>
     <w:p>
       <w:pPr>
@@ -1485,127 +1506,59 @@
     </w:p>
     <w:p>
       <w:pPr>
-        <w:rPr>
-          <w:rFonts w:ascii="Arial" w:hAnsi="Arial" w:cs="Arial"/>
-          <w:i w:val="1"/>
-          <w:iCs w:val="1"/>
-          <w:sz w:val="24"/>
-          <w:szCs w:val="24"/>
-        </w:rPr>
-      </w:pPr>
-      <w:r>
-        <w:rPr>
-          <w:rFonts w:ascii="Arial" w:hAnsi="Arial" w:cs="Arial"/>
-          <w:i w:val="1"/>
-          <w:iCs w:val="1"/>
-          <w:sz w:val="24"/>
-          <w:szCs w:val="24"/>
-        </w:rPr>
-        <w:t xml:space="preserve">Step </w:t>
-      </w:r>
-      <w:r>
-        <w:rPr>
-          <w:rFonts w:ascii="Arial" w:hAnsi="Arial" w:cs="Arial"/>
-          <w:i w:val="1"/>
-          <w:iCs w:val="1"/>
-          <w:sz w:val="24"/>
-          <w:szCs w:val="24"/>
-        </w:rPr>
-        <w:t>4</w:t>
-      </w:r>
-      <w:r>
-        <w:rPr>
-          <w:rFonts w:ascii="Arial" w:hAnsi="Arial" w:cs="Arial"/>
-          <w:i w:val="1"/>
-          <w:iCs w:val="1"/>
-          <w:sz w:val="24"/>
-          <w:szCs w:val="24"/>
-        </w:rPr>
-        <w:t xml:space="preserve">: </w:t>
-      </w:r>
-      <w:r>
-        <w:rPr>
-          <w:rFonts w:ascii="Arial" w:hAnsi="Arial" w:cs="Arial"/>
-          <w:i w:val="1"/>
-          <w:iCs w:val="1"/>
-          <w:sz w:val="24"/>
-          <w:szCs w:val="24"/>
-        </w:rPr>
-        <w:t>Test PHP</w:t>
-      </w:r>
-    </w:p>
-    <w:p>
-      <w:pPr>
-        <w:rPr>
-          <w:rFonts w:ascii="Arial" w:hAnsi="Arial" w:cs="Arial"/>
-          <w:sz w:val="24"/>
-          <w:szCs w:val="24"/>
-        </w:rPr>
-      </w:pPr>
-      <w:r>
-        <w:rPr>
-          <w:rFonts w:ascii="Arial" w:hAnsi="Arial" w:cs="Arial"/>
-          <w:sz w:val="24"/>
-          <w:szCs w:val="24"/>
-        </w:rPr>
-        <w:t xml:space="preserve">To ensure PHP is working and has connectivity with Apache, you will now need to test it. </w:t>
-      </w:r>
-    </w:p>
-    <w:p>
-      <w:pPr>
-        <w:pStyle w:val="bodytext"/>
-      </w:pPr>
-      <w:r>
-        <w:rPr/>
-        <w:t>To create a test file, use the following command:</w:t>
+        <w:pStyle w:val="BodyText1"/>
+      </w:pPr>
+      <w:r>
+        <w:t>Paste the following in the file:</w:t>
       </w:r>
     </w:p>
     <w:p>
       <w:pPr>
         <w:pStyle w:val="Code"/>
-        <w:rPr>
-          <w:noProof w:val="0"/>
-          <w:lang w:val="en-US"/>
-        </w:rPr>
-      </w:pPr>
-      <w:r>
-        <w:rPr>
-          <w:noProof w:val="0"/>
-          <w:lang w:val="en-US"/>
-        </w:rPr>
-        <w:t>sudo</w:t>
-      </w:r>
-      <w:r>
-        <w:rPr>
-          <w:noProof w:val="0"/>
-          <w:lang w:val="en-US"/>
-        </w:rPr>
-        <w:t xml:space="preserve"> nano /var/www/html/</w:t>
-      </w:r>
-      <w:r>
-        <w:rPr>
-          <w:noProof w:val="0"/>
-          <w:lang w:val="en-US"/>
-        </w:rPr>
-        <w:t>test.php</w:t>
-      </w:r>
+      </w:pPr>
+      <w:proofErr w:type="spellStart"/>
+      <w:r>
+        <w:t>php</w:t>
+      </w:r>
+      <w:proofErr w:type="spellEnd"/>
+      <w:r>
+        <w:br/>
+      </w:r>
+      <w:proofErr w:type="spellStart"/>
+      <w:r>
+        <w:t>CopyEdit</w:t>
+      </w:r>
+      <w:proofErr w:type="spellEnd"/>
+      <w:r>
+        <w:br/>
+        <w:t>&lt;?</w:t>
+      </w:r>
+      <w:proofErr w:type="spellStart"/>
+      <w:r>
+        <w:t>php</w:t>
+      </w:r>
+      <w:proofErr w:type="spellEnd"/>
     </w:p>
     <w:p>
       <w:pPr>
         <w:pStyle w:val="Code"/>
-        <w:rPr>
-          <w:noProof w:val="0"/>
-          <w:lang w:val="en-US"/>
-        </w:rPr>
-      </w:pPr>
-    </w:p>
-    <w:p>
-      <w:pPr>
-        <w:pStyle w:val="bodytext"/>
-      </w:pPr>
-      <w:r>
-        <w:rPr/>
-        <w:t>Paste the following in the file:</w:t>
+      </w:pPr>
+      <w:proofErr w:type="spellStart"/>
+      <w:proofErr w:type="gramStart"/>
+      <w:r>
+        <w:t>phpinfo</w:t>
+      </w:r>
+      <w:proofErr w:type="spellEnd"/>
+      <w:r>
+        <w:t>(</w:t>
+      </w:r>
+      <w:proofErr w:type="gramEnd"/>
+      <w:r>
+        <w:t>);</w:t>
+      </w:r>
+      <w:r>
+        <w:br/>
+        <w:t>?&gt;</w:t>
       </w:r>
     </w:p>
     <w:p>
@@ -1613,73 +1566,29 @@
         <w:pStyle w:val="Code"/>
       </w:pPr>
       <w:r>
-        <w:rPr/>
-        <w:t>php</w:t>
-      </w:r>
-      <w:r>
-        <w:br/>
-      </w:r>
-      <w:r>
-        <w:rPr/>
-        <w:t>CopyEdit</w:t>
-      </w:r>
-      <w:r>
-        <w:br/>
-      </w:r>
-      <w:r>
-        <w:rPr/>
-        <w:t>&lt;?</w:t>
-      </w:r>
-      <w:r>
-        <w:rPr/>
-        <w:t>php</w:t>
-      </w:r>
-    </w:p>
-    <w:p>
-      <w:pPr>
-        <w:pStyle w:val="Code"/>
-      </w:pPr>
-      <w:r>
-        <w:rPr/>
-        <w:t>phpinfo</w:t>
-      </w:r>
-      <w:r>
-        <w:rPr/>
-        <w:t>();</w:t>
-      </w:r>
-      <w:r>
-        <w:br/>
-      </w:r>
-      <w:r>
-        <w:rPr/>
-        <w:t>?&gt;</w:t>
-      </w:r>
-    </w:p>
-    <w:p>
-      <w:pPr>
-        <w:pStyle w:val="Code"/>
-      </w:pPr>
-      <w:r>
+        <w:rPr>
+          <w:noProof/>
+        </w:rPr>
         <w:drawing>
-          <wp:inline wp14:editId="66B6F4F6" wp14:anchorId="2CD786A1">
+          <wp:inline distT="0" distB="0" distL="0" distR="0" wp14:anchorId="2CD786A1" wp14:editId="66B6F4F6">
             <wp:extent cx="1676634" cy="1686160"/>
             <wp:effectExtent l="0" t="0" r="0" b="0"/>
-            <wp:docPr id="1505932315" name="" title=""/>
+            <wp:docPr id="1505932315" name="Picture 1505932315"/>
             <wp:cNvGraphicFramePr>
-              <a:graphicFrameLocks noChangeAspect="1"/>
+              <a:graphicFrameLocks xmlns:a="http://schemas.openxmlformats.org/drawingml/2006/main" noChangeAspect="1"/>
             </wp:cNvGraphicFramePr>
-            <a:graphic>
+            <a:graphic xmlns:a="http://schemas.openxmlformats.org/drawingml/2006/main">
               <a:graphicData uri="http://schemas.openxmlformats.org/drawingml/2006/picture">
-                <pic:pic>
+                <pic:pic xmlns:pic="http://schemas.openxmlformats.org/drawingml/2006/picture">
                   <pic:nvPicPr>
                     <pic:cNvPr id="0" name=""/>
                     <pic:cNvPicPr/>
                   </pic:nvPicPr>
                   <pic:blipFill>
-                    <a:blip r:embed="R8dea3e6c98544bf5">
+                    <a:blip r:embed="rId11">
                       <a:extLst>
-                        <a:ext xmlns:a="http://schemas.openxmlformats.org/drawingml/2006/main" uri="{28A0092B-C50C-407E-A947-70E740481C1C}">
-                          <a14:useLocalDpi val="0"/>
+                        <a:ext uri="{28A0092B-C50C-407E-A947-70E740481C1C}">
+                          <a14:useLocalDpi xmlns:a14="http://schemas.microsoft.com/office/drawing/2010/main" val="0"/>
                         </a:ext>
                       </a:extLst>
                     </a:blip>
@@ -1705,27 +1614,20 @@
     </w:p>
     <w:p>
       <w:pPr>
-        <w:pStyle w:val="bodytext"/>
-      </w:pPr>
-      <w:r>
-        <w:rPr/>
+        <w:pStyle w:val="BodyText1"/>
+      </w:pPr>
+      <w:r>
         <w:t>Navigate to the Apache server to test your file.</w:t>
       </w:r>
     </w:p>
     <w:p>
       <w:pPr>
         <w:pStyle w:val="Code"/>
-        <w:rPr>
-          <w:noProof w:val="0"/>
-          <w:lang w:val="en-US"/>
-        </w:rPr>
       </w:pPr>
       <w:hyperlink>
         <w:r>
           <w:rPr>
             <w:rStyle w:val="Hyperlink"/>
-            <w:noProof w:val="0"/>
-            <w:lang w:val="en-US"/>
           </w:rPr>
           <w:t>http://&lt;your-server-ip&gt;/test.php</w:t>
         </w:r>
@@ -1738,46 +1640,40 @@
     </w:p>
     <w:p>
       <w:pPr>
-        <w:pStyle w:val="bodytext"/>
-        <w:rPr>
-          <w:noProof w:val="0"/>
-          <w:lang w:val="en-US"/>
-        </w:rPr>
-      </w:pPr>
-      <w:r>
-        <w:rPr/>
+        <w:pStyle w:val="BodyText1"/>
+      </w:pPr>
+      <w:r>
         <w:t>If everything went well, you should see this page.</w:t>
       </w:r>
     </w:p>
     <w:p>
       <w:pPr>
-        <w:pStyle w:val="bodytext"/>
-        <w:bidi w:val="0"/>
-        <w:spacing w:before="0" w:beforeAutospacing="off" w:after="160" w:afterAutospacing="off" w:line="259" w:lineRule="auto"/>
-        <w:ind w:left="0" w:right="0"/>
-        <w:jc w:val="left"/>
-      </w:pPr>
-      <w:r>
+        <w:pStyle w:val="BodyText1"/>
+      </w:pPr>
+      <w:r>
+        <w:rPr>
+          <w:noProof/>
+        </w:rPr>
         <w:drawing>
-          <wp:inline wp14:editId="0F936210" wp14:anchorId="445A6D98">
+          <wp:inline distT="0" distB="0" distL="0" distR="0" wp14:anchorId="445A6D98" wp14:editId="0F936210">
             <wp:extent cx="4810125" cy="3168207"/>
             <wp:effectExtent l="0" t="0" r="0" b="0"/>
-            <wp:docPr id="143455268" name="" title=""/>
+            <wp:docPr id="143455268" name="Picture 143455268"/>
             <wp:cNvGraphicFramePr>
-              <a:graphicFrameLocks noChangeAspect="1"/>
+              <a:graphicFrameLocks xmlns:a="http://schemas.openxmlformats.org/drawingml/2006/main" noChangeAspect="1"/>
             </wp:cNvGraphicFramePr>
-            <a:graphic>
+            <a:graphic xmlns:a="http://schemas.openxmlformats.org/drawingml/2006/main">
               <a:graphicData uri="http://schemas.openxmlformats.org/drawingml/2006/picture">
-                <pic:pic>
+                <pic:pic xmlns:pic="http://schemas.openxmlformats.org/drawingml/2006/picture">
                   <pic:nvPicPr>
                     <pic:cNvPr id="0" name=""/>
                     <pic:cNvPicPr/>
                   </pic:nvPicPr>
                   <pic:blipFill>
-                    <a:blip r:embed="R3ab96f937a1945c7">
+                    <a:blip r:embed="rId12">
                       <a:extLst>
-                        <a:ext xmlns:a="http://schemas.openxmlformats.org/drawingml/2006/main" uri="{28A0092B-C50C-407E-A947-70E740481C1C}">
-                          <a14:useLocalDpi val="0"/>
+                        <a:ext uri="{28A0092B-C50C-407E-A947-70E740481C1C}">
+                          <a14:useLocalDpi xmlns:a14="http://schemas.microsoft.com/office/drawing/2010/main" val="0"/>
                         </a:ext>
                       </a:extLst>
                     </a:blip>
@@ -1803,37 +1699,29 @@
     </w:p>
     <w:p>
       <w:pPr>
-        <w:pStyle w:val="bodytext"/>
-      </w:pPr>
-      <w:r>
-        <w:rPr/>
-        <w:t xml:space="preserve">For security reasons, you should </w:t>
-      </w:r>
-      <w:r>
-        <w:rPr/>
-        <w:t>delete</w:t>
-      </w:r>
-      <w:r>
-        <w:rPr/>
-        <w:t xml:space="preserve"> the test file now.</w:t>
+        <w:pStyle w:val="BodyText1"/>
+      </w:pPr>
+      <w:r>
+        <w:t>For security reasons, you should delete the test file now.</w:t>
       </w:r>
     </w:p>
     <w:p>
       <w:pPr>
         <w:pStyle w:val="Code"/>
       </w:pPr>
-      <w:r>
-        <w:rPr/>
+      <w:proofErr w:type="spellStart"/>
+      <w:r>
         <w:t>sudo</w:t>
       </w:r>
-      <w:r>
-        <w:rPr/>
+      <w:proofErr w:type="spellEnd"/>
+      <w:r>
         <w:t xml:space="preserve"> rm /var/www/html/</w:t>
       </w:r>
-      <w:r>
-        <w:rPr/>
+      <w:proofErr w:type="spellStart"/>
+      <w:r>
         <w:t>test.php</w:t>
       </w:r>
+      <w:proofErr w:type="spellEnd"/>
     </w:p>
     <w:p>
       <w:pPr>
@@ -1844,17 +1732,17 @@
       <w:pPr>
         <w:rPr>
           <w:rFonts w:ascii="Arial" w:hAnsi="Arial" w:cs="Arial"/>
-          <w:i w:val="1"/>
-          <w:iCs w:val="1"/>
-          <w:sz w:val="24"/>
-          <w:szCs w:val="24"/>
-        </w:rPr>
-      </w:pPr>
-      <w:r>
-        <w:rPr>
-          <w:rFonts w:ascii="Arial" w:hAnsi="Arial" w:cs="Arial"/>
-          <w:i w:val="1"/>
-          <w:iCs w:val="1"/>
+          <w:i/>
+          <w:iCs/>
+          <w:sz w:val="24"/>
+          <w:szCs w:val="24"/>
+        </w:rPr>
+      </w:pPr>
+      <w:r>
+        <w:rPr>
+          <w:rFonts w:ascii="Arial" w:hAnsi="Arial" w:cs="Arial"/>
+          <w:i/>
+          <w:iCs/>
           <w:sz w:val="24"/>
           <w:szCs w:val="24"/>
         </w:rPr>
@@ -1863,8 +1751,8 @@
       <w:r>
         <w:rPr>
           <w:rFonts w:ascii="Arial" w:hAnsi="Arial" w:cs="Arial"/>
-          <w:i w:val="1"/>
-          <w:iCs w:val="1"/>
+          <w:i/>
+          <w:iCs/>
           <w:sz w:val="24"/>
           <w:szCs w:val="24"/>
         </w:rPr>
@@ -1873,8 +1761,8 @@
       <w:r>
         <w:rPr>
           <w:rFonts w:ascii="Arial" w:hAnsi="Arial" w:cs="Arial"/>
-          <w:i w:val="1"/>
-          <w:iCs w:val="1"/>
+          <w:i/>
+          <w:iCs/>
           <w:sz w:val="24"/>
           <w:szCs w:val="24"/>
         </w:rPr>
@@ -1883,8 +1771,8 @@
       <w:r>
         <w:rPr>
           <w:rFonts w:ascii="Arial" w:hAnsi="Arial" w:cs="Arial"/>
-          <w:i w:val="1"/>
-          <w:iCs w:val="1"/>
+          <w:i/>
+          <w:iCs/>
           <w:sz w:val="24"/>
           <w:szCs w:val="24"/>
         </w:rPr>
@@ -1953,117 +1841,102 @@
         <w:pStyle w:val="Code"/>
         <w:rPr>
           <w:rStyle w:val="CodeChar"/>
-          <w:noProof w:val="0"/>
-          <w:lang w:val="en-US"/>
         </w:rPr>
       </w:pPr>
       <w:r>
         <w:rPr>
           <w:rStyle w:val="bodytextChar"/>
           <w:b w:val="0"/>
-          <w:bCs w:val="0"/>
-        </w:rPr>
-        <w:t>Use the following command:</w:t>
-      </w:r>
-      <w:r>
-        <w:rPr>
-          <w:rStyle w:val="bodytextChar"/>
-          <w:b w:val="0"/>
-          <w:bCs w:val="0"/>
-        </w:rPr>
-        <w:t xml:space="preserve"> </w:t>
-      </w:r>
+        </w:rPr>
+        <w:t xml:space="preserve">Use the following command: </w:t>
+      </w:r>
+      <w:proofErr w:type="spellStart"/>
       <w:r>
         <w:rPr>
           <w:rStyle w:val="CodeChar"/>
-          <w:noProof w:val="0"/>
-          <w:lang w:val="en-US"/>
         </w:rPr>
         <w:t>sudo</w:t>
       </w:r>
+      <w:proofErr w:type="spellEnd"/>
       <w:r>
         <w:rPr>
           <w:rStyle w:val="CodeChar"/>
-          <w:noProof w:val="0"/>
-          <w:lang w:val="en-US"/>
         </w:rPr>
         <w:t xml:space="preserve"> apt install </w:t>
       </w:r>
+      <w:proofErr w:type="spellStart"/>
       <w:r>
         <w:rPr>
           <w:rStyle w:val="CodeChar"/>
-          <w:noProof w:val="0"/>
-          <w:lang w:val="en-US"/>
         </w:rPr>
         <w:t>mariadb</w:t>
       </w:r>
+      <w:proofErr w:type="spellEnd"/>
       <w:r>
         <w:rPr>
           <w:rStyle w:val="CodeChar"/>
-          <w:noProof w:val="0"/>
-          <w:lang w:val="en-US"/>
         </w:rPr>
         <w:t xml:space="preserve">-server </w:t>
       </w:r>
+      <w:proofErr w:type="spellStart"/>
       <w:r>
         <w:rPr>
           <w:rStyle w:val="CodeChar"/>
-          <w:noProof w:val="0"/>
-          <w:lang w:val="en-US"/>
         </w:rPr>
         <w:t>mariadb</w:t>
       </w:r>
+      <w:proofErr w:type="spellEnd"/>
       <w:r>
         <w:rPr>
           <w:rStyle w:val="CodeChar"/>
-          <w:noProof w:val="0"/>
-          <w:lang w:val="en-US"/>
         </w:rPr>
         <w:t>-client -y</w:t>
       </w:r>
     </w:p>
     <w:p>
       <w:pPr>
-        <w:pStyle w:val="bodytext"/>
-      </w:pPr>
-      <w:r>
-        <w:rPr/>
+        <w:pStyle w:val="BodyText1"/>
+      </w:pPr>
+      <w:r>
         <w:t>You should get an output like this</w:t>
       </w:r>
     </w:p>
     <w:p>
       <w:pPr>
-        <w:pStyle w:val="Normal"/>
-        <w:rPr>
-          <w:rFonts w:ascii="Arial" w:hAnsi="Arial" w:cs="Arial"/>
-          <w:i w:val="1"/>
-          <w:iCs w:val="1"/>
+        <w:rPr>
+          <w:rFonts w:ascii="Arial" w:hAnsi="Arial" w:cs="Arial"/>
+          <w:i/>
+          <w:iCs/>
           <w:noProof/>
           <w:sz w:val="24"/>
           <w:szCs w:val="24"/>
         </w:rPr>
       </w:pPr>
       <w:r>
+        <w:rPr>
+          <w:noProof/>
+        </w:rPr>
+        <w:lastRenderedPageBreak/>
         <w:drawing>
-          <wp:inline wp14:editId="487D966E" wp14:anchorId="034860A5">
+          <wp:inline distT="0" distB="0" distL="0" distR="0" wp14:anchorId="034860A5" wp14:editId="2A97BF3A">
             <wp:extent cx="4154920" cy="2636776"/>
             <wp:effectExtent l="0" t="0" r="0" b="0"/>
-            <wp:docPr id="885110188" name="" title=""/>
+            <wp:docPr id="885110188" name="Picture 885110188"/>
             <wp:cNvGraphicFramePr>
-              <a:graphicFrameLocks noChangeAspect="1"/>
+              <a:graphicFrameLocks xmlns:a="http://schemas.openxmlformats.org/drawingml/2006/main" noChangeAspect="1"/>
             </wp:cNvGraphicFramePr>
-            <a:graphic>
+            <a:graphic xmlns:a="http://schemas.openxmlformats.org/drawingml/2006/main">
               <a:graphicData uri="http://schemas.openxmlformats.org/drawingml/2006/picture">
-                <pic:pic>
+                <pic:pic xmlns:pic="http://schemas.openxmlformats.org/drawingml/2006/picture">
                   <pic:nvPicPr>
                     <pic:cNvPr id="0" name=""/>
                     <pic:cNvPicPr/>
                   </pic:nvPicPr>
                   <pic:blipFill>
-                    <a:blip r:embed="R543a2f3ba2044331">
+                    <a:blip r:embed="rId13" cstate="print">
                       <a:extLst>
-                        <a:ext xmlns:a="http://schemas.openxmlformats.org/drawingml/2006/main" uri="{28A0092B-C50C-407E-A947-70E740481C1C}">
-                          <a14:useLocalDpi val="0"/>
+                        <a:ext uri="{28A0092B-C50C-407E-A947-70E740481C1C}">
+                          <a14:useLocalDpi xmlns:a14="http://schemas.microsoft.com/office/drawing/2010/main" val="0"/>
                         </a:ext>
                       </a:extLst>
                     </a:blip>
@@ -2089,11 +1962,10 @@
     </w:p>
     <w:p>
       <w:pPr>
-        <w:pStyle w:val="Normal"/>
-        <w:rPr>
-          <w:rFonts w:ascii="Arial" w:hAnsi="Arial" w:cs="Arial"/>
-          <w:i w:val="1"/>
-          <w:iCs w:val="1"/>
+        <w:rPr>
+          <w:rFonts w:ascii="Arial" w:hAnsi="Arial" w:cs="Arial"/>
+          <w:i/>
+          <w:iCs/>
           <w:noProof/>
           <w:sz w:val="24"/>
           <w:szCs w:val="24"/>
@@ -2112,83 +1984,92 @@
       <w:pPr>
         <w:pStyle w:val="Code"/>
       </w:pPr>
-      <w:r>
-        <w:rPr/>
+      <w:proofErr w:type="spellStart"/>
+      <w:r>
         <w:t>sudo</w:t>
       </w:r>
-      <w:r>
-        <w:rPr/>
+      <w:proofErr w:type="spellEnd"/>
+      <w:r>
         <w:t xml:space="preserve"> </w:t>
       </w:r>
-      <w:r>
-        <w:rPr/>
+      <w:proofErr w:type="spellStart"/>
+      <w:r>
         <w:t>systemctl</w:t>
       </w:r>
-      <w:r>
-        <w:rPr/>
-        <w:t xml:space="preserve"> start mariadb</w:t>
-      </w:r>
+      <w:proofErr w:type="spellEnd"/>
+      <w:r>
+        <w:t xml:space="preserve"> start </w:t>
+      </w:r>
+      <w:proofErr w:type="spellStart"/>
+      <w:r>
+        <w:t>mariadb</w:t>
+      </w:r>
+      <w:proofErr w:type="spellEnd"/>
       <w:r>
         <w:br/>
       </w:r>
-      <w:r>
-        <w:rPr/>
-        <w:t xml:space="preserve">sudo </w:t>
-      </w:r>
-      <w:r>
-        <w:rPr/>
+      <w:proofErr w:type="spellStart"/>
+      <w:r>
+        <w:t>sudo</w:t>
+      </w:r>
+      <w:proofErr w:type="spellEnd"/>
+      <w:r>
+        <w:t xml:space="preserve"> </w:t>
+      </w:r>
+      <w:proofErr w:type="spellStart"/>
+      <w:r>
         <w:t>systemctl</w:t>
       </w:r>
-      <w:r>
-        <w:rPr/>
+      <w:proofErr w:type="spellEnd"/>
+      <w:r>
         <w:t xml:space="preserve"> enable </w:t>
       </w:r>
-      <w:r>
-        <w:rPr/>
+      <w:proofErr w:type="spellStart"/>
+      <w:r>
         <w:t>mariadb</w:t>
       </w:r>
-    </w:p>
-    <w:p>
-      <w:pPr>
-        <w:pStyle w:val="bodytext"/>
-      </w:pPr>
-      <w:r>
-        <w:rPr/>
+      <w:proofErr w:type="spellEnd"/>
+    </w:p>
+    <w:p>
+      <w:pPr>
+        <w:pStyle w:val="BodyText1"/>
+      </w:pPr>
+      <w:r>
         <w:t>You should see output like this</w:t>
       </w:r>
     </w:p>
     <w:p>
       <w:pPr>
-        <w:pStyle w:val="Normal"/>
-        <w:rPr>
-          <w:rFonts w:ascii="Arial" w:hAnsi="Arial" w:cs="Arial"/>
-          <w:i w:val="0"/>
-          <w:iCs w:val="0"/>
-          <w:sz w:val="24"/>
-          <w:szCs w:val="24"/>
-        </w:rPr>
-      </w:pPr>
-      <w:r>
+        <w:rPr>
+          <w:rFonts w:ascii="Arial" w:hAnsi="Arial" w:cs="Arial"/>
+          <w:sz w:val="24"/>
+          <w:szCs w:val="24"/>
+        </w:rPr>
+      </w:pPr>
+      <w:r>
+        <w:rPr>
+          <w:noProof/>
+        </w:rPr>
         <w:drawing>
-          <wp:inline wp14:editId="03D188E4" wp14:anchorId="0DCECF50">
+          <wp:inline distT="0" distB="0" distL="0" distR="0" wp14:anchorId="0DCECF50" wp14:editId="03D188E4">
             <wp:extent cx="5943600" cy="447675"/>
             <wp:effectExtent l="0" t="0" r="0" b="0"/>
-            <wp:docPr id="815424375" name="" title=""/>
+            <wp:docPr id="815424375" name="Picture 815424375"/>
             <wp:cNvGraphicFramePr>
-              <a:graphicFrameLocks noChangeAspect="1"/>
+              <a:graphicFrameLocks xmlns:a="http://schemas.openxmlformats.org/drawingml/2006/main" noChangeAspect="1"/>
             </wp:cNvGraphicFramePr>
-            <a:graphic>
+            <a:graphic xmlns:a="http://schemas.openxmlformats.org/drawingml/2006/main">
               <a:graphicData uri="http://schemas.openxmlformats.org/drawingml/2006/picture">
-                <pic:pic>
+                <pic:pic xmlns:pic="http://schemas.openxmlformats.org/drawingml/2006/picture">
                   <pic:nvPicPr>
                     <pic:cNvPr id="0" name=""/>
                     <pic:cNvPicPr/>
                   </pic:nvPicPr>
                   <pic:blipFill>
-                    <a:blip r:embed="R26ac36baf829468d">
+                    <a:blip r:embed="rId14">
                       <a:extLst>
-                        <a:ext xmlns:a="http://schemas.openxmlformats.org/drawingml/2006/main" uri="{28A0092B-C50C-407E-A947-70E740481C1C}">
-                          <a14:useLocalDpi val="0"/>
+                        <a:ext uri="{28A0092B-C50C-407E-A947-70E740481C1C}">
+                          <a14:useLocalDpi xmlns:a14="http://schemas.microsoft.com/office/drawing/2010/main" val="0"/>
                         </a:ext>
                       </a:extLst>
                     </a:blip>
@@ -2214,18 +2095,19 @@
     </w:p>
     <w:p>
       <w:pPr>
-        <w:pStyle w:val="bodytext"/>
-      </w:pPr>
-      <w:r>
-        <w:rPr/>
+        <w:pStyle w:val="BodyText1"/>
+      </w:pPr>
+      <w:r>
         <w:t xml:space="preserve">You can check your version of MariaDB with: </w:t>
       </w:r>
+      <w:proofErr w:type="spellStart"/>
       <w:r>
         <w:rPr>
           <w:rStyle w:val="CodeChar"/>
         </w:rPr>
         <w:t>mysql</w:t>
       </w:r>
+      <w:proofErr w:type="spellEnd"/>
       <w:r>
         <w:rPr>
           <w:rStyle w:val="CodeChar"/>
@@ -2237,17 +2119,17 @@
       <w:pPr>
         <w:rPr>
           <w:rFonts w:ascii="Arial" w:hAnsi="Arial" w:cs="Arial"/>
-          <w:i w:val="1"/>
-          <w:iCs w:val="1"/>
-          <w:sz w:val="24"/>
-          <w:szCs w:val="24"/>
-        </w:rPr>
-      </w:pPr>
-      <w:r>
-        <w:rPr>
-          <w:rFonts w:ascii="Arial" w:hAnsi="Arial" w:cs="Arial"/>
-          <w:i w:val="1"/>
-          <w:iCs w:val="1"/>
+          <w:i/>
+          <w:iCs/>
+          <w:sz w:val="24"/>
+          <w:szCs w:val="24"/>
+        </w:rPr>
+      </w:pPr>
+      <w:r>
+        <w:rPr>
+          <w:rFonts w:ascii="Arial" w:hAnsi="Arial" w:cs="Arial"/>
+          <w:i/>
+          <w:iCs/>
           <w:sz w:val="24"/>
           <w:szCs w:val="24"/>
         </w:rPr>
@@ -2256,8 +2138,8 @@
       <w:r>
         <w:rPr>
           <w:rFonts w:ascii="Arial" w:hAnsi="Arial" w:cs="Arial"/>
-          <w:i w:val="1"/>
-          <w:iCs w:val="1"/>
+          <w:i/>
+          <w:iCs/>
           <w:sz w:val="24"/>
           <w:szCs w:val="24"/>
         </w:rPr>
@@ -2266,8 +2148,8 @@
       <w:r>
         <w:rPr>
           <w:rFonts w:ascii="Arial" w:hAnsi="Arial" w:cs="Arial"/>
-          <w:i w:val="1"/>
-          <w:iCs w:val="1"/>
+          <w:i/>
+          <w:iCs/>
           <w:sz w:val="24"/>
           <w:szCs w:val="24"/>
         </w:rPr>
@@ -2276,8 +2158,8 @@
       <w:r>
         <w:rPr>
           <w:rFonts w:ascii="Arial" w:hAnsi="Arial" w:cs="Arial"/>
-          <w:i w:val="1"/>
-          <w:iCs w:val="1"/>
+          <w:i/>
+          <w:iCs/>
           <w:sz w:val="24"/>
           <w:szCs w:val="24"/>
         </w:rPr>
@@ -2285,37 +2167,13 @@
       </w:r>
     </w:p>
     <w:p>
-      <w:pPr>
-        <w:pStyle w:val="Normal"/>
-        <w:suppressLineNumbers w:val="0"/>
-        <w:bidi w:val="0"/>
-        <w:spacing w:before="0" w:beforeAutospacing="off" w:after="160" w:afterAutospacing="off" w:line="259" w:lineRule="auto"/>
-        <w:ind w:left="0" w:right="0"/>
-        <w:jc w:val="left"/>
-      </w:pPr>
-      <w:r>
-        <w:rPr>
-          <w:rFonts w:ascii="Arial" w:hAnsi="Arial" w:cs="Arial"/>
-          <w:sz w:val="24"/>
-          <w:szCs w:val="24"/>
-        </w:rPr>
-        <w:t xml:space="preserve">To use MariaDB safely, we must run the secure installation script that comes with the </w:t>
-      </w:r>
-      <w:r>
-        <w:rPr>
-          <w:rFonts w:ascii="Arial" w:hAnsi="Arial" w:cs="Arial"/>
-          <w:sz w:val="24"/>
-          <w:szCs w:val="24"/>
-        </w:rPr>
-        <w:t>installation</w:t>
-      </w:r>
-      <w:r>
-        <w:rPr>
-          <w:rFonts w:ascii="Arial" w:hAnsi="Arial" w:cs="Arial"/>
-          <w:sz w:val="24"/>
-          <w:szCs w:val="24"/>
-        </w:rPr>
-        <w:t xml:space="preserve">. </w:t>
+      <w:r>
+        <w:rPr>
+          <w:rFonts w:ascii="Arial" w:hAnsi="Arial" w:cs="Arial"/>
+          <w:sz w:val="24"/>
+          <w:szCs w:val="24"/>
+        </w:rPr>
+        <w:t xml:space="preserve">To use MariaDB safely, we must run the secure installation script that comes with the installation. </w:t>
       </w:r>
     </w:p>
     <w:p>
@@ -2326,9 +2184,7 @@
         <w:rPr>
           <w:rFonts w:ascii="Arial" w:hAnsi="Arial"/>
           <w:b w:val="0"/>
-          <w:bCs w:val="0"/>
-          <w:sz w:val="24"/>
-          <w:szCs w:val="24"/>
+          <w:sz w:val="24"/>
         </w:rPr>
         <w:t>Use the following command:</w:t>
       </w:r>
@@ -2336,29 +2192,28 @@
         <w:rPr>
           <w:rFonts w:ascii="Arial" w:hAnsi="Arial"/>
           <w:sz w:val="24"/>
-          <w:szCs w:val="24"/>
         </w:rPr>
         <w:t xml:space="preserve"> </w:t>
       </w:r>
-      <w:r>
-        <w:rPr/>
+      <w:proofErr w:type="spellStart"/>
+      <w:r>
         <w:t>sudo</w:t>
       </w:r>
-      <w:r>
-        <w:rPr/>
+      <w:proofErr w:type="spellEnd"/>
+      <w:r>
         <w:t xml:space="preserve"> </w:t>
       </w:r>
-      <w:r>
-        <w:rPr/>
+      <w:proofErr w:type="spellStart"/>
+      <w:r>
         <w:t>mysql_secure_installation</w:t>
       </w:r>
-    </w:p>
-    <w:p>
-      <w:pPr>
-        <w:pStyle w:val="bodytext"/>
-      </w:pPr>
-      <w:r>
-        <w:rPr/>
+      <w:proofErr w:type="spellEnd"/>
+    </w:p>
+    <w:p>
+      <w:pPr>
+        <w:pStyle w:val="BodyText1"/>
+      </w:pPr>
+      <w:r>
         <w:t>You will see output like this</w:t>
       </w:r>
     </w:p>
@@ -2368,32 +2223,33 @@
         <w:rPr>
           <w:rFonts w:ascii="Arial" w:hAnsi="Arial"/>
           <w:b w:val="0"/>
-          <w:bCs w:val="0"/>
-          <w:sz w:val="24"/>
-          <w:szCs w:val="24"/>
-        </w:rPr>
-      </w:pPr>
-      <w:r>
+          <w:sz w:val="24"/>
+        </w:rPr>
+      </w:pPr>
+      <w:r>
+        <w:rPr>
+          <w:noProof/>
+        </w:rPr>
         <w:drawing>
-          <wp:inline wp14:editId="20F9D84C" wp14:anchorId="22E1312D">
+          <wp:inline distT="0" distB="0" distL="0" distR="0" wp14:anchorId="22E1312D" wp14:editId="20F9D84C">
             <wp:extent cx="5725324" cy="1590897"/>
             <wp:effectExtent l="0" t="0" r="0" b="0"/>
-            <wp:docPr id="2033785109" name="" title=""/>
+            <wp:docPr id="2033785109" name="Picture 2033785109"/>
             <wp:cNvGraphicFramePr>
-              <a:graphicFrameLocks noChangeAspect="1"/>
+              <a:graphicFrameLocks xmlns:a="http://schemas.openxmlformats.org/drawingml/2006/main" noChangeAspect="1"/>
             </wp:cNvGraphicFramePr>
-            <a:graphic>
+            <a:graphic xmlns:a="http://schemas.openxmlformats.org/drawingml/2006/main">
               <a:graphicData uri="http://schemas.openxmlformats.org/drawingml/2006/picture">
-                <pic:pic>
+                <pic:pic xmlns:pic="http://schemas.openxmlformats.org/drawingml/2006/picture">
                   <pic:nvPicPr>
                     <pic:cNvPr id="0" name=""/>
                     <pic:cNvPicPr/>
                   </pic:nvPicPr>
                   <pic:blipFill>
-                    <a:blip r:embed="Rc6cab57ac0a64fef">
+                    <a:blip r:embed="rId15">
                       <a:extLst>
-                        <a:ext xmlns:a="http://schemas.openxmlformats.org/drawingml/2006/main" uri="{28A0092B-C50C-407E-A947-70E740481C1C}">
-                          <a14:useLocalDpi val="0"/>
+                        <a:ext uri="{28A0092B-C50C-407E-A947-70E740481C1C}">
+                          <a14:useLocalDpi xmlns:a14="http://schemas.microsoft.com/office/drawing/2010/main" val="0"/>
                         </a:ext>
                       </a:extLst>
                     </a:blip>
@@ -2420,25 +2276,24 @@
     <w:p/>
     <w:p>
       <w:pPr>
-        <w:pStyle w:val="bodytext"/>
-      </w:pPr>
-      <w:r>
-        <w:rPr/>
+        <w:pStyle w:val="BodyText1"/>
+      </w:pPr>
+      <w:r>
         <w:t>To complete the script, you will need to answer a few questions.</w:t>
       </w:r>
     </w:p>
     <w:p>
       <w:pPr>
-        <w:pStyle w:val="bodytext"/>
-      </w:pPr>
-      <w:r>
-        <w:rPr/>
+        <w:pStyle w:val="BodyText1"/>
+      </w:pPr>
+      <w:r>
+        <w:lastRenderedPageBreak/>
         <w:t>Respond to the prompts as follows:</w:t>
       </w:r>
     </w:p>
     <w:p>
       <w:pPr>
-        <w:pStyle w:val="bodytext"/>
+        <w:pStyle w:val="BodyText1"/>
       </w:pPr>
     </w:p>
     <w:p>
@@ -2446,7 +2301,6 @@
         <w:pStyle w:val="Code"/>
       </w:pPr>
       <w:r>
-        <w:rPr/>
         <w:t>Set a root password: Yes</w:t>
       </w:r>
     </w:p>
@@ -2455,7 +2309,6 @@
         <w:pStyle w:val="Code"/>
       </w:pPr>
       <w:r>
-        <w:rPr/>
         <w:t>Remove anonymous users: Yes</w:t>
       </w:r>
     </w:p>
@@ -2464,7 +2317,6 @@
         <w:pStyle w:val="Code"/>
       </w:pPr>
       <w:r>
-        <w:rPr/>
         <w:t>Disallow root login remotely: No</w:t>
       </w:r>
     </w:p>
@@ -2473,8 +2325,15 @@
         <w:pStyle w:val="Code"/>
       </w:pPr>
       <w:r>
-        <w:rPr/>
-        <w:t>Remove test database and access to it: Yes</w:t>
+        <w:t xml:space="preserve">Remove test database and </w:t>
+      </w:r>
+      <w:proofErr w:type="gramStart"/>
+      <w:r>
+        <w:t>access to</w:t>
+      </w:r>
+      <w:proofErr w:type="gramEnd"/>
+      <w:r>
+        <w:t xml:space="preserve"> it: Yes</w:t>
       </w:r>
     </w:p>
     <w:p>
@@ -2482,7 +2341,6 @@
         <w:pStyle w:val="Code"/>
       </w:pPr>
       <w:r>
-        <w:rPr/>
         <w:t>Reload privilege tables now: Yes</w:t>
       </w:r>
     </w:p>
@@ -2493,41 +2351,38 @@
     </w:p>
     <w:p>
       <w:pPr>
-        <w:pStyle w:val="bodytext"/>
-      </w:pPr>
-      <w:r>
-        <w:rPr/>
+        <w:pStyle w:val="BodyText1"/>
+      </w:pPr>
+      <w:r>
         <w:t>Your installation of MariaDB is now complete.</w:t>
       </w:r>
     </w:p>
     <w:p>
       <w:pPr>
-        <w:pStyle w:val="Normal"/>
-        <w:rPr>
-          <w:rFonts w:ascii="Arial" w:hAnsi="Arial" w:cs="Arial"/>
-          <w:i w:val="1"/>
-          <w:iCs w:val="1"/>
-          <w:sz w:val="24"/>
-          <w:szCs w:val="24"/>
-        </w:rPr>
-      </w:pPr>
-    </w:p>
-    <w:p>
-      <w:pPr>
-        <w:pStyle w:val="Normal"/>
-        <w:rPr>
-          <w:rFonts w:ascii="Arial" w:hAnsi="Arial" w:cs="Arial"/>
-          <w:i w:val="1"/>
-          <w:iCs w:val="1"/>
-          <w:sz w:val="24"/>
-          <w:szCs w:val="24"/>
-        </w:rPr>
-      </w:pPr>
-      <w:r>
-        <w:rPr>
-          <w:rFonts w:ascii="Arial" w:hAnsi="Arial" w:cs="Arial"/>
-          <w:i w:val="1"/>
-          <w:iCs w:val="1"/>
+        <w:rPr>
+          <w:rFonts w:ascii="Arial" w:hAnsi="Arial" w:cs="Arial"/>
+          <w:i/>
+          <w:iCs/>
+          <w:sz w:val="24"/>
+          <w:szCs w:val="24"/>
+        </w:rPr>
+      </w:pPr>
+    </w:p>
+    <w:p>
+      <w:pPr>
+        <w:rPr>
+          <w:rFonts w:ascii="Arial" w:hAnsi="Arial" w:cs="Arial"/>
+          <w:i/>
+          <w:iCs/>
+          <w:sz w:val="24"/>
+          <w:szCs w:val="24"/>
+        </w:rPr>
+      </w:pPr>
+      <w:r>
+        <w:rPr>
+          <w:rFonts w:ascii="Arial" w:hAnsi="Arial" w:cs="Arial"/>
+          <w:i/>
+          <w:iCs/>
           <w:sz w:val="24"/>
           <w:szCs w:val="24"/>
         </w:rPr>
@@ -2536,8 +2391,8 @@
       <w:r>
         <w:rPr>
           <w:rFonts w:ascii="Arial" w:hAnsi="Arial" w:cs="Arial"/>
-          <w:i w:val="1"/>
-          <w:iCs w:val="1"/>
+          <w:i/>
+          <w:iCs/>
           <w:sz w:val="24"/>
           <w:szCs w:val="24"/>
         </w:rPr>
@@ -2546,8 +2401,8 @@
       <w:r>
         <w:rPr>
           <w:rFonts w:ascii="Arial" w:hAnsi="Arial" w:cs="Arial"/>
-          <w:i w:val="1"/>
-          <w:iCs w:val="1"/>
+          <w:i/>
+          <w:iCs/>
           <w:sz w:val="24"/>
           <w:szCs w:val="24"/>
         </w:rPr>
@@ -2556,8 +2411,8 @@
       <w:r>
         <w:rPr>
           <w:rFonts w:ascii="Arial" w:hAnsi="Arial" w:cs="Arial"/>
-          <w:i w:val="1"/>
-          <w:iCs w:val="1"/>
+          <w:i/>
+          <w:iCs/>
           <w:sz w:val="24"/>
           <w:szCs w:val="24"/>
         </w:rPr>
@@ -2586,40 +2441,18 @@
           <w:sz w:val="24"/>
           <w:szCs w:val="24"/>
         </w:rPr>
-        <w:t xml:space="preserve">installation of your full LAMP stack is complete, </w:t>
-      </w:r>
-      <w:r>
-        <w:rPr>
-          <w:rFonts w:ascii="Arial" w:hAnsi="Arial" w:cs="Arial"/>
-          <w:sz w:val="24"/>
-          <w:szCs w:val="24"/>
-        </w:rPr>
-        <w:t>it’s</w:t>
-      </w:r>
-      <w:r>
-        <w:rPr>
-          <w:rFonts w:ascii="Arial" w:hAnsi="Arial" w:cs="Arial"/>
-          <w:sz w:val="24"/>
-          <w:szCs w:val="24"/>
-        </w:rPr>
-        <w:t xml:space="preserve"> now time to login and create a database.</w:t>
+        <w:t>installation of your full LAMP stack is complete, it’s now time to login and create a database.</w:t>
       </w:r>
     </w:p>
     <w:p>
       <w:pPr>
         <w:pStyle w:val="Code"/>
-        <w:rPr>
-          <w:noProof w:val="0"/>
-          <w:lang w:val="en-US"/>
-        </w:rPr>
       </w:pPr>
       <w:r>
         <w:rPr>
           <w:rFonts w:ascii="Arial" w:hAnsi="Arial"/>
           <w:b w:val="0"/>
-          <w:bCs w:val="0"/>
-          <w:sz w:val="24"/>
-          <w:szCs w:val="24"/>
+          <w:sz w:val="24"/>
         </w:rPr>
         <w:t>Login as root with the following command</w:t>
       </w:r>
@@ -2627,9 +2460,7 @@
         <w:rPr>
           <w:rFonts w:ascii="Arial" w:hAnsi="Arial"/>
           <w:b w:val="0"/>
-          <w:bCs w:val="0"/>
-          <w:sz w:val="24"/>
-          <w:szCs w:val="24"/>
+          <w:sz w:val="24"/>
         </w:rPr>
         <w:t>:</w:t>
       </w:r>
@@ -2637,39 +2468,34 @@
         <w:rPr>
           <w:rFonts w:ascii="Arial" w:hAnsi="Arial"/>
           <w:sz w:val="24"/>
-          <w:szCs w:val="24"/>
         </w:rPr>
         <w:t xml:space="preserve"> </w:t>
       </w:r>
+      <w:proofErr w:type="spellStart"/>
       <w:r>
         <w:rPr>
           <w:rStyle w:val="CodeChar"/>
-          <w:noProof w:val="0"/>
-          <w:lang w:val="en-US"/>
         </w:rPr>
         <w:t>sudo</w:t>
       </w:r>
+      <w:proofErr w:type="spellEnd"/>
       <w:r>
         <w:rPr>
           <w:rStyle w:val="CodeChar"/>
-          <w:noProof w:val="0"/>
-          <w:lang w:val="en-US"/>
         </w:rPr>
         <w:t xml:space="preserve"> </w:t>
       </w:r>
+      <w:proofErr w:type="spellStart"/>
       <w:r>
         <w:rPr>
           <w:rStyle w:val="CodeChar"/>
-          <w:noProof w:val="0"/>
-          <w:lang w:val="en-US"/>
         </w:rPr>
         <w:t>mysql</w:t>
       </w:r>
+      <w:proofErr w:type="spellEnd"/>
       <w:r>
         <w:rPr>
           <w:rStyle w:val="CodeChar"/>
-          <w:noProof w:val="0"/>
-          <w:lang w:val="en-US"/>
         </w:rPr>
         <w:t xml:space="preserve"> -u root -p</w:t>
       </w:r>
@@ -2703,15 +2529,12 @@
         <w:t>for a password, enter the one created in the installation script.</w:t>
       </w:r>
     </w:p>
-    <w:p>
-      <w:pPr/>
-    </w:p>
-    <w:p>
-      <w:pPr>
-        <w:pStyle w:val="bodytext"/>
-      </w:pPr>
-      <w:r>
-        <w:rPr/>
+    <w:p/>
+    <w:p>
+      <w:pPr>
+        <w:pStyle w:val="BodyText1"/>
+      </w:pPr>
+      <w:r>
         <w:t>Create a database with the following SQL code:</w:t>
       </w:r>
     </w:p>
@@ -2720,9 +2543,13 @@
         <w:pStyle w:val="Code"/>
       </w:pPr>
       <w:r>
-        <w:rPr/>
-        <w:t>CREATE DATABASE contacts;</w:t>
-      </w:r>
+        <w:t xml:space="preserve">CREATE DATABASE </w:t>
+      </w:r>
+      <w:proofErr w:type="gramStart"/>
+      <w:r>
+        <w:t>contacts;</w:t>
+      </w:r>
+      <w:proofErr w:type="gramEnd"/>
     </w:p>
     <w:p>
       <w:pPr>
@@ -2731,34 +2558,23 @@
     </w:p>
     <w:p>
       <w:pPr>
-        <w:pStyle w:val="bodytext"/>
-      </w:pPr>
-      <w:r>
-        <w:rPr/>
+        <w:pStyle w:val="BodyText1"/>
+      </w:pPr>
+      <w:r>
         <w:t>Use the contacts database:</w:t>
       </w:r>
     </w:p>
     <w:p>
       <w:pPr>
-        <w:pStyle w:val="bodytext"/>
-        <w:rPr>
-          <w:b w:val="0"/>
-          <w:bCs w:val="0"/>
-          <w:i w:val="0"/>
-          <w:iCs w:val="0"/>
-          <w:caps w:val="0"/>
-          <w:smallCaps w:val="0"/>
-          <w:noProof w:val="0"/>
+        <w:pStyle w:val="BodyText1"/>
+        <w:rPr>
           <w:sz w:val="18"/>
           <w:szCs w:val="18"/>
-          <w:lang w:val="en-US"/>
         </w:rPr>
       </w:pPr>
       <w:r>
         <w:rPr>
           <w:rStyle w:val="CodeChar"/>
-          <w:noProof w:val="0"/>
-          <w:lang w:val="en-US"/>
         </w:rPr>
         <w:t>USE contacts;</w:t>
       </w:r>
@@ -2768,247 +2584,147 @@
     </w:p>
     <w:p>
       <w:pPr>
-        <w:pStyle w:val="bodytext"/>
-        <w:rPr>
-          <w:b w:val="0"/>
-          <w:bCs w:val="0"/>
-          <w:i w:val="0"/>
-          <w:iCs w:val="0"/>
-          <w:caps w:val="0"/>
-          <w:smallCaps w:val="0"/>
-          <w:noProof w:val="0"/>
+        <w:pStyle w:val="BodyText1"/>
+        <w:rPr>
           <w:sz w:val="18"/>
           <w:szCs w:val="18"/>
-          <w:lang w:val="en-US"/>
-        </w:rPr>
-      </w:pPr>
-      <w:r>
-        <w:rPr>
-          <w:noProof w:val="0"/>
-          <w:lang w:val="en-US"/>
-        </w:rPr>
+        </w:rPr>
+      </w:pPr>
+      <w:r>
         <w:t>Create the directory table:</w:t>
       </w:r>
     </w:p>
     <w:p>
       <w:pPr>
         <w:pStyle w:val="Code"/>
-        <w:rPr>
-          <w:noProof w:val="0"/>
-          <w:lang w:val="en-US"/>
-        </w:rPr>
-      </w:pPr>
-      <w:r>
-        <w:rPr>
-          <w:noProof w:val="0"/>
-          <w:lang w:val="en-US"/>
-        </w:rPr>
+      </w:pPr>
+      <w:r>
         <w:t>CREATE TABLE directory (</w:t>
       </w:r>
       <w:r>
         <w:br/>
       </w:r>
-      <w:r>
-        <w:rPr>
-          <w:noProof w:val="0"/>
-          <w:lang w:val="en-US"/>
-        </w:rPr>
-        <w:t>PersonID INT NOT NULL,</w:t>
+      <w:proofErr w:type="spellStart"/>
+      <w:r>
+        <w:t>PersonID</w:t>
+      </w:r>
+      <w:proofErr w:type="spellEnd"/>
+      <w:r>
+        <w:t xml:space="preserve"> INT NOT NULL,</w:t>
       </w:r>
       <w:r>
         <w:br/>
       </w:r>
       <w:r>
-        <w:rPr>
-          <w:noProof w:val="0"/>
-          <w:lang w:val="en-US"/>
-        </w:rPr>
         <w:t xml:space="preserve">FirstName </w:t>
       </w:r>
-      <w:r>
-        <w:rPr>
-          <w:noProof w:val="0"/>
-          <w:lang w:val="en-US"/>
-        </w:rPr>
+      <w:proofErr w:type="gramStart"/>
+      <w:r>
         <w:t>VARCHAR(</w:t>
       </w:r>
-      <w:r>
-        <w:rPr>
-          <w:noProof w:val="0"/>
-          <w:lang w:val="en-US"/>
-        </w:rPr>
+      <w:proofErr w:type="gramEnd"/>
+      <w:r>
         <w:t>55),</w:t>
       </w:r>
       <w:r>
         <w:br/>
       </w:r>
       <w:r>
-        <w:rPr>
-          <w:noProof w:val="0"/>
-          <w:lang w:val="en-US"/>
-        </w:rPr>
         <w:t xml:space="preserve">LastName </w:t>
       </w:r>
-      <w:r>
-        <w:rPr>
-          <w:noProof w:val="0"/>
-          <w:lang w:val="en-US"/>
-        </w:rPr>
+      <w:proofErr w:type="gramStart"/>
+      <w:r>
         <w:t>VARCHAR(</w:t>
       </w:r>
-      <w:r>
-        <w:rPr>
-          <w:noProof w:val="0"/>
-          <w:lang w:val="en-US"/>
-        </w:rPr>
+      <w:proofErr w:type="gramEnd"/>
+      <w:r>
         <w:t>55)</w:t>
       </w:r>
       <w:r>
         <w:br/>
       </w:r>
-      <w:r>
-        <w:rPr>
-          <w:noProof w:val="0"/>
-          <w:lang w:val="en-US"/>
-        </w:rPr>
+      <w:proofErr w:type="gramStart"/>
+      <w:r>
         <w:t>);</w:t>
       </w:r>
+      <w:proofErr w:type="gramEnd"/>
     </w:p>
     <w:p>
       <w:pPr>
         <w:pStyle w:val="Code"/>
         <w:rPr>
           <w:b w:val="0"/>
-          <w:bCs w:val="0"/>
-          <w:i w:val="0"/>
-          <w:iCs w:val="0"/>
-          <w:caps w:val="0"/>
-          <w:smallCaps w:val="0"/>
-          <w:noProof w:val="0"/>
           <w:sz w:val="18"/>
           <w:szCs w:val="18"/>
-          <w:lang w:val="en-US"/>
-        </w:rPr>
-      </w:pPr>
-    </w:p>
-    <w:p>
-      <w:pPr>
-        <w:pStyle w:val="bodytext"/>
-        <w:rPr>
-          <w:b w:val="0"/>
-          <w:bCs w:val="0"/>
-          <w:i w:val="0"/>
-          <w:iCs w:val="0"/>
-          <w:caps w:val="0"/>
-          <w:smallCaps w:val="0"/>
-          <w:noProof w:val="0"/>
+        </w:rPr>
+      </w:pPr>
+    </w:p>
+    <w:p>
+      <w:pPr>
+        <w:pStyle w:val="BodyText1"/>
+        <w:rPr>
           <w:sz w:val="18"/>
           <w:szCs w:val="18"/>
-          <w:lang w:val="en-US"/>
-        </w:rPr>
-      </w:pPr>
-      <w:r>
-        <w:rPr>
-          <w:noProof w:val="0"/>
-          <w:lang w:val="en-US"/>
-        </w:rPr>
+        </w:rPr>
+      </w:pPr>
+      <w:r>
         <w:t>Insert a record into the directory table:</w:t>
       </w:r>
     </w:p>
     <w:p>
       <w:pPr>
         <w:pStyle w:val="Code"/>
-        <w:rPr>
-          <w:noProof w:val="0"/>
-          <w:lang w:val="en-US"/>
-        </w:rPr>
-      </w:pPr>
-      <w:r>
-        <w:rPr>
-          <w:noProof w:val="0"/>
-          <w:lang w:val="en-US"/>
-        </w:rPr>
+      </w:pPr>
+      <w:r>
         <w:t>INSERT INTO directory (</w:t>
       </w:r>
-      <w:r>
-        <w:rPr>
-          <w:noProof w:val="0"/>
-          <w:lang w:val="en-US"/>
-        </w:rPr>
+      <w:proofErr w:type="spellStart"/>
+      <w:r>
         <w:t>PersonID</w:t>
       </w:r>
-      <w:r>
-        <w:rPr>
-          <w:noProof w:val="0"/>
-          <w:lang w:val="en-US"/>
-        </w:rPr>
+      <w:proofErr w:type="spellEnd"/>
+      <w:r>
         <w:t>, FirstName, LastName) VALUES (1,</w:t>
       </w:r>
       <w:r>
         <w:br/>
       </w:r>
       <w:r>
-        <w:rPr>
-          <w:noProof w:val="0"/>
-          <w:lang w:val="en-US"/>
-        </w:rPr>
-        <w:t>'Alice', 'Clampett');</w:t>
-      </w:r>
+        <w:t>'Alice', 'Clampett'</w:t>
+      </w:r>
+      <w:proofErr w:type="gramStart"/>
+      <w:r>
+        <w:t>);</w:t>
+      </w:r>
+      <w:proofErr w:type="gramEnd"/>
     </w:p>
     <w:p>
       <w:pPr>
         <w:pStyle w:val="Code"/>
         <w:rPr>
           <w:b w:val="0"/>
-          <w:bCs w:val="0"/>
-          <w:i w:val="0"/>
-          <w:iCs w:val="0"/>
-          <w:caps w:val="0"/>
-          <w:smallCaps w:val="0"/>
-          <w:noProof w:val="0"/>
           <w:sz w:val="18"/>
           <w:szCs w:val="18"/>
-          <w:lang w:val="en-US"/>
-        </w:rPr>
-      </w:pPr>
-    </w:p>
-    <w:p>
-      <w:pPr>
-        <w:pStyle w:val="bodytext"/>
-        <w:rPr>
-          <w:b w:val="0"/>
-          <w:bCs w:val="0"/>
-          <w:i w:val="0"/>
-          <w:iCs w:val="0"/>
-          <w:caps w:val="0"/>
-          <w:smallCaps w:val="0"/>
-          <w:noProof w:val="0"/>
+        </w:rPr>
+      </w:pPr>
+    </w:p>
+    <w:p>
+      <w:pPr>
+        <w:pStyle w:val="BodyText1"/>
+        <w:rPr>
           <w:sz w:val="18"/>
           <w:szCs w:val="18"/>
-          <w:lang w:val="en-US"/>
-        </w:rPr>
-      </w:pPr>
-      <w:r>
-        <w:rPr>
-          <w:noProof w:val="0"/>
-          <w:lang w:val="en-US"/>
-        </w:rPr>
+        </w:rPr>
+      </w:pPr>
+      <w:r>
         <w:t>Query the table to display all its contents:</w:t>
       </w:r>
     </w:p>
     <w:p>
       <w:pPr>
         <w:pStyle w:val="Code"/>
-        <w:rPr>
-          <w:noProof w:val="0"/>
-          <w:lang w:val="en-US"/>
-        </w:rPr>
-      </w:pPr>
-      <w:r>
-        <w:rPr>
-          <w:noProof w:val="0"/>
-          <w:lang w:val="en-US"/>
-        </w:rPr>
+      </w:pPr>
+      <w:r>
         <w:t>SELECT * FROM directory;</w:t>
       </w:r>
       <w:r>
@@ -3016,30 +2732,30 @@
       </w:r>
     </w:p>
     <w:p>
-      <w:pPr>
-        <w:pStyle w:val="Normal"/>
-      </w:pPr>
-      <w:r>
+      <w:r>
+        <w:rPr>
+          <w:noProof/>
+        </w:rPr>
         <w:drawing>
-          <wp:inline wp14:editId="398B5F1F" wp14:anchorId="2201E42B">
+          <wp:inline distT="0" distB="0" distL="0" distR="0" wp14:anchorId="2201E42B" wp14:editId="398B5F1F">
             <wp:extent cx="3639058" cy="1133633"/>
             <wp:effectExtent l="0" t="0" r="0" b="0"/>
-            <wp:docPr id="1855625258" name="" title=""/>
+            <wp:docPr id="1855625258" name="Picture 1855625258"/>
             <wp:cNvGraphicFramePr>
-              <a:graphicFrameLocks noChangeAspect="1"/>
+              <a:graphicFrameLocks xmlns:a="http://schemas.openxmlformats.org/drawingml/2006/main" noChangeAspect="1"/>
             </wp:cNvGraphicFramePr>
-            <a:graphic>
+            <a:graphic xmlns:a="http://schemas.openxmlformats.org/drawingml/2006/main">
               <a:graphicData uri="http://schemas.openxmlformats.org/drawingml/2006/picture">
-                <pic:pic>
+                <pic:pic xmlns:pic="http://schemas.openxmlformats.org/drawingml/2006/picture">
                   <pic:nvPicPr>
                     <pic:cNvPr id="0" name=""/>
                     <pic:cNvPicPr/>
                   </pic:nvPicPr>
                   <pic:blipFill>
-                    <a:blip r:embed="R606c7c1b06e44239">
+                    <a:blip r:embed="rId16">
                       <a:extLst>
-                        <a:ext xmlns:a="http://schemas.openxmlformats.org/drawingml/2006/main" uri="{28A0092B-C50C-407E-A947-70E740481C1C}">
-                          <a14:useLocalDpi val="0"/>
+                        <a:ext uri="{28A0092B-C50C-407E-A947-70E740481C1C}">
+                          <a14:useLocalDpi xmlns:a14="http://schemas.microsoft.com/office/drawing/2010/main" val="0"/>
                         </a:ext>
                       </a:extLst>
                     </a:blip>
@@ -3081,200 +2797,8 @@
         </w:rPr>
       </w:pPr>
     </w:p>
-    <w:p>
-      <w:pPr>
-        <w:rPr>
-          <w:rFonts w:ascii="Arial" w:hAnsi="Arial" w:cs="Arial"/>
-          <w:sz w:val="24"/>
-          <w:szCs w:val="24"/>
-          <w:u w:val="single"/>
-        </w:rPr>
-      </w:pPr>
-      <w:r>
-        <w:rPr>
-          <w:rFonts w:ascii="Arial" w:hAnsi="Arial" w:cs="Arial"/>
-          <w:sz w:val="24"/>
-          <w:szCs w:val="24"/>
-          <w:u w:val="single"/>
-        </w:rPr>
-        <w:t>Reflections / After Action Report</w:t>
-      </w:r>
-    </w:p>
-    <w:p>
-      <w:pPr>
-        <w:rPr>
-          <w:rFonts w:ascii="Arial" w:hAnsi="Arial" w:cs="Arial"/>
-          <w:sz w:val="24"/>
-          <w:szCs w:val="24"/>
-        </w:rPr>
-      </w:pPr>
-      <w:r>
-        <w:rPr>
-          <w:rFonts w:ascii="Arial" w:hAnsi="Arial" w:cs="Arial"/>
-          <w:sz w:val="24"/>
-          <w:szCs w:val="24"/>
-        </w:rPr>
-        <w:t xml:space="preserve">The </w:t>
-      </w:r>
-      <w:r>
-        <w:rPr>
-          <w:rFonts w:ascii="Arial" w:hAnsi="Arial" w:cs="Arial"/>
-          <w:sz w:val="24"/>
-          <w:szCs w:val="24"/>
-        </w:rPr>
-        <w:t xml:space="preserve">lab was </w:t>
-      </w:r>
-      <w:r>
-        <w:rPr>
-          <w:rFonts w:ascii="Arial" w:hAnsi="Arial" w:cs="Arial"/>
-          <w:sz w:val="24"/>
-          <w:szCs w:val="24"/>
-        </w:rPr>
-        <w:t>a simple process</w:t>
-      </w:r>
-      <w:r>
-        <w:rPr>
-          <w:rFonts w:ascii="Arial" w:hAnsi="Arial" w:cs="Arial"/>
-          <w:sz w:val="24"/>
-          <w:szCs w:val="24"/>
-        </w:rPr>
-        <w:t xml:space="preserve"> and ended in success. Instructions were clear and the content covered helps cement the importance of </w:t>
-      </w:r>
-      <w:r>
-        <w:rPr>
-          <w:rFonts w:ascii="Arial" w:hAnsi="Arial" w:cs="Arial"/>
-          <w:sz w:val="24"/>
-          <w:szCs w:val="24"/>
-        </w:rPr>
-        <w:t xml:space="preserve">secure </w:t>
-      </w:r>
-      <w:r>
-        <w:rPr>
-          <w:rFonts w:ascii="Arial" w:hAnsi="Arial" w:cs="Arial"/>
-          <w:sz w:val="24"/>
-          <w:szCs w:val="24"/>
-        </w:rPr>
-        <w:t xml:space="preserve">database design in </w:t>
-      </w:r>
-      <w:r>
-        <w:rPr>
-          <w:rFonts w:ascii="Arial" w:hAnsi="Arial" w:cs="Arial"/>
-          <w:sz w:val="24"/>
-          <w:szCs w:val="24"/>
-        </w:rPr>
-        <w:t>IT.</w:t>
-      </w:r>
-      <w:r>
-        <w:rPr>
-          <w:rFonts w:ascii="Arial" w:hAnsi="Arial" w:cs="Arial"/>
-          <w:sz w:val="24"/>
-          <w:szCs w:val="24"/>
-        </w:rPr>
-        <w:t xml:space="preserve"> If </w:t>
-      </w:r>
-      <w:r>
-        <w:rPr>
-          <w:rFonts w:ascii="Arial" w:hAnsi="Arial" w:cs="Arial"/>
-          <w:sz w:val="24"/>
-          <w:szCs w:val="24"/>
-        </w:rPr>
-        <w:t>i</w:t>
-      </w:r>
-      <w:r>
-        <w:rPr>
-          <w:rFonts w:ascii="Arial" w:hAnsi="Arial" w:cs="Arial"/>
-          <w:sz w:val="24"/>
-          <w:szCs w:val="24"/>
-        </w:rPr>
-        <w:t xml:space="preserve"> could change one thing, I would </w:t>
-      </w:r>
-      <w:r>
-        <w:rPr>
-          <w:rFonts w:ascii="Arial" w:hAnsi="Arial" w:cs="Arial"/>
-          <w:sz w:val="24"/>
-          <w:szCs w:val="24"/>
-        </w:rPr>
-        <w:t>perhaps have</w:t>
-      </w:r>
-      <w:r>
-        <w:rPr>
-          <w:rFonts w:ascii="Arial" w:hAnsi="Arial" w:cs="Arial"/>
-          <w:sz w:val="24"/>
-          <w:szCs w:val="24"/>
-        </w:rPr>
-        <w:t xml:space="preserve"> </w:t>
-      </w:r>
-      <w:r>
-        <w:rPr>
-          <w:rFonts w:ascii="Arial" w:hAnsi="Arial" w:cs="Arial"/>
-          <w:sz w:val="24"/>
-          <w:szCs w:val="24"/>
-        </w:rPr>
-        <w:t>made</w:t>
-      </w:r>
-      <w:r>
-        <w:rPr>
-          <w:rFonts w:ascii="Arial" w:hAnsi="Arial" w:cs="Arial"/>
-          <w:sz w:val="24"/>
-          <w:szCs w:val="24"/>
-        </w:rPr>
-        <w:t xml:space="preserve"> 2-3 tables with a relational PKEY-FKEY connection.</w:t>
-      </w:r>
-    </w:p>
-    <w:p>
-      <w:pPr>
-        <w:rPr>
-          <w:rFonts w:ascii="Arial" w:hAnsi="Arial" w:cs="Arial"/>
-          <w:sz w:val="24"/>
-          <w:szCs w:val="24"/>
-        </w:rPr>
-      </w:pPr>
-    </w:p>
-    <w:p>
-      <w:pPr>
-        <w:rPr>
-          <w:rFonts w:ascii="Arial" w:hAnsi="Arial" w:cs="Arial"/>
-          <w:sz w:val="24"/>
-          <w:szCs w:val="24"/>
-          <w:u w:val="single"/>
-        </w:rPr>
-      </w:pPr>
-      <w:r>
-        <w:rPr>
-          <w:rFonts w:ascii="Arial" w:hAnsi="Arial" w:cs="Arial"/>
-          <w:sz w:val="24"/>
-          <w:szCs w:val="24"/>
-          <w:u w:val="single"/>
-        </w:rPr>
-        <w:t>References</w:t>
-      </w:r>
-    </w:p>
-    <w:p>
-      <w:pPr>
-        <w:pStyle w:val="ListParagraph"/>
-        <w:numPr>
-          <w:ilvl w:val="0"/>
-          <w:numId w:val="3"/>
-        </w:numPr>
-        <w:rPr>
-          <w:rFonts w:ascii="Arial" w:hAnsi="Arial" w:cs="Arial"/>
-          <w:sz w:val="24"/>
-          <w:szCs w:val="24"/>
-          <w:u w:val="none"/>
-        </w:rPr>
-      </w:pPr>
-      <w:r>
-        <w:rPr>
-          <w:rFonts w:ascii="Arial" w:hAnsi="Arial" w:cs="Arial"/>
-          <w:sz w:val="24"/>
-          <w:szCs w:val="24"/>
-          <w:u w:val="none"/>
-        </w:rPr>
-        <w:t>Fleming College. (n.d.). D2L. Fleming College. https://fleming.desire2learn.com/d2l/le/content/235959/Home</w:t>
-      </w:r>
-    </w:p>
     <w:sectPr>
-      <w:pgSz w:w="12240" w:h="15840" w:orient="portrait"/>
+      <w:pgSz w:w="12240" w:h="15840"/>
       <w:pgMar w:top="1440" w:right="1440" w:bottom="1440" w:left="1440" w:header="720" w:footer="720" w:gutter="0"/>
       <w:cols w:space="720"/>
       <w:docGrid w:linePitch="360"/>
@@ -3285,10 +2809,11 @@
 
 <file path=word/numbering.xml><?xml version="1.0" encoding="utf-8"?>
 <w:numbering xmlns:wpc="http://schemas.microsoft.com/office/word/2010/wordprocessingCanvas" xmlns:cx="http://schemas.microsoft.com/office/drawing/2014/chartex" xmlns:cx1="http://schemas.microsoft.com/office/drawing/2015/9/8/chartex" xmlns:cx2="http://schemas.microsoft.com/office/drawing/2015/10/21/chartex" xmlns:cx3="http://schemas.microsoft.com/office/drawing/2016/5/9/chartex" xmlns:cx4="http://schemas.microsoft.com/office/drawing/2016/5/10/chartex" xmlns:cx5="http://schemas.microsoft.com/office/drawing/2016/5/11/chartex" xmlns:cx6="http://schemas.microsoft.com/office/drawing/2016/5/12/chartex" xmlns:cx7="http://schemas.microsoft.com/office/drawing/2016/5/13/chartex" xmlns:cx8="http://schemas.microsoft.com/office/drawing/2016/5/14/chartex" xmlns:mc="http://schemas.openxmlformats.org/markup-compatibility/2006" xmlns:aink="http://schemas.microsoft.com/office/drawing/2016/ink" xmlns:am3d="http://schemas.microsoft.com/office/drawing/2017/model3d" xmlns:o="urn:schemas-microsoft-com:office:office" xmlns:oel="http://schemas.microsoft.com/office/2019/extlst" xmlns:r="http://schemas.openxmlformats.org/officeDocument/2006/relationships" xmlns:m="http://schemas.openxmlformats.org/officeDocument/2006/math" xmlns:v="urn:schemas-microsoft-com:vml" xmlns:wp14="http://schemas.microsoft.com/office/word/2010/wordprocessingDrawing" xmlns:wp="http://schemas.openxmlformats.org/drawingml/2006/wordprocessingDrawing" xmlns:w10="urn:schemas-microsoft-com:office:word" xmlns:w="http://schemas.openxmlformats.org/wordprocessingml/2006/main" xmlns:w14="http://schemas.microsoft.com/office/word/2010/wordml" xmlns:w15="http://schemas.microsoft.com/office/word/2012/wordml" xmlns:w16cex="http://schemas.microsoft.com/office/word/2018/wordml/cex" xmlns:w16cid="http://schemas.microsoft.com/office/word/2016/wordml/cid" xmlns:w16="http://schemas.microsoft.com/office/word/2018/wordml" xmlns:w16du="http://schemas.microsoft.com/office/word/2023/wordml/word16du" xmlns:w16sdtdh="http://schemas.microsoft.com/office/word/2020/wordml/sdtdatahash" xmlns:w16sdtfl="http://schemas.microsoft.com/office/word/2024/wordml/sdtformatlock" xmlns:w16se="http://schemas.microsoft.com/office/word/2015/wordml/symex" xmlns:wpg="http://schemas.microsoft.com/office/word/2010/wordprocessingGroup" xmlns:wpi="http://schemas.microsoft.com/office/word/2010/wordprocessingInk" xmlns:wne="http://schemas.microsoft.com/office/word/2006/wordml" xmlns:wps="http://schemas.microsoft.com/office/word/2010/wordprocessingShape" mc:Ignorable="w14 w15 w16se w16cid w16 w16cex w16sdtdh w16sdtfl w16du wp14">
-  <w:abstractNum xmlns:w="http://schemas.openxmlformats.org/wordprocessingml/2006/main" w:abstractNumId="2">
-    <w:nsid w:val="230d4813"/>
-    <w:multiLevelType xmlns:w="http://schemas.openxmlformats.org/wordprocessingml/2006/main" w:val="hybridMultilevel"/>
-    <w:lvl xmlns:w="http://schemas.openxmlformats.org/wordprocessingml/2006/main" w:ilvl="0">
+  <w:abstractNum w:abstractNumId="0" w15:restartNumberingAfterBreak="0">
+    <w:nsid w:val="230D4813"/>
+    <w:multiLevelType w:val="hybridMultilevel"/>
+    <w:tmpl w:val="7D024BE0"/>
+    <w:lvl w:ilvl="0" w:tplc="41D4AC8A">
       <w:start w:val="1"/>
       <w:numFmt w:val="bullet"/>
       <w:lvlText w:val="-"/>
@@ -3297,10 +2822,10 @@
         <w:ind w:left="720" w:hanging="360"/>
       </w:pPr>
       <w:rPr>
-        <w:rFonts w:hint="default" w:ascii="Aptos" w:hAnsi="Aptos"/>
+        <w:rFonts w:ascii="Aptos" w:hAnsi="Aptos" w:hint="default"/>
       </w:rPr>
     </w:lvl>
-    <w:lvl xmlns:w="http://schemas.openxmlformats.org/wordprocessingml/2006/main" w:ilvl="1">
+    <w:lvl w:ilvl="1" w:tplc="C16E0C68">
       <w:start w:val="1"/>
       <w:numFmt w:val="bullet"/>
       <w:lvlText w:val="o"/>
@@ -3309,10 +2834,10 @@
         <w:ind w:left="1440" w:hanging="360"/>
       </w:pPr>
       <w:rPr>
-        <w:rFonts w:hint="default" w:ascii="Courier New" w:hAnsi="Courier New"/>
+        <w:rFonts w:ascii="Courier New" w:hAnsi="Courier New" w:hint="default"/>
       </w:rPr>
     </w:lvl>
-    <w:lvl xmlns:w="http://schemas.openxmlformats.org/wordprocessingml/2006/main" w:ilvl="2">
+    <w:lvl w:ilvl="2" w:tplc="44AA7CCC">
       <w:start w:val="1"/>
       <w:numFmt w:val="bullet"/>
       <w:lvlText w:val=""/>
@@ -3321,10 +2846,10 @@
         <w:ind w:left="2160" w:hanging="360"/>
       </w:pPr>
       <w:rPr>
-        <w:rFonts w:hint="default" w:ascii="Wingdings" w:hAnsi="Wingdings"/>
+        <w:rFonts w:ascii="Wingdings" w:hAnsi="Wingdings" w:hint="default"/>
       </w:rPr>
     </w:lvl>
-    <w:lvl xmlns:w="http://schemas.openxmlformats.org/wordprocessingml/2006/main" w:ilvl="3">
+    <w:lvl w:ilvl="3" w:tplc="46242008">
       <w:start w:val="1"/>
       <w:numFmt w:val="bullet"/>
       <w:lvlText w:val=""/>
@@ -3333,10 +2858,10 @@
         <w:ind w:left="2880" w:hanging="360"/>
       </w:pPr>
       <w:rPr>
-        <w:rFonts w:hint="default" w:ascii="Symbol" w:hAnsi="Symbol"/>
+        <w:rFonts w:ascii="Symbol" w:hAnsi="Symbol" w:hint="default"/>
       </w:rPr>
     </w:lvl>
-    <w:lvl xmlns:w="http://schemas.openxmlformats.org/wordprocessingml/2006/main" w:ilvl="4">
+    <w:lvl w:ilvl="4" w:tplc="3B929E3C">
       <w:start w:val="1"/>
       <w:numFmt w:val="bullet"/>
       <w:lvlText w:val="o"/>
@@ -3345,10 +2870,10 @@
         <w:ind w:left="3600" w:hanging="360"/>
       </w:pPr>
       <w:rPr>
-        <w:rFonts w:hint="default" w:ascii="Courier New" w:hAnsi="Courier New"/>
+        <w:rFonts w:ascii="Courier New" w:hAnsi="Courier New" w:hint="default"/>
       </w:rPr>
     </w:lvl>
-    <w:lvl xmlns:w="http://schemas.openxmlformats.org/wordprocessingml/2006/main" w:ilvl="5">
+    <w:lvl w:ilvl="5" w:tplc="E12CE472">
       <w:start w:val="1"/>
       <w:numFmt w:val="bullet"/>
       <w:lvlText w:val=""/>
@@ -3357,10 +2882,10 @@
         <w:ind w:left="4320" w:hanging="360"/>
       </w:pPr>
       <w:rPr>
-        <w:rFonts w:hint="default" w:ascii="Wingdings" w:hAnsi="Wingdings"/>
+        <w:rFonts w:ascii="Wingdings" w:hAnsi="Wingdings" w:hint="default"/>
       </w:rPr>
     </w:lvl>
-    <w:lvl xmlns:w="http://schemas.openxmlformats.org/wordprocessingml/2006/main" w:ilvl="6">
+    <w:lvl w:ilvl="6" w:tplc="9A0E7E50">
       <w:start w:val="1"/>
       <w:numFmt w:val="bullet"/>
       <w:lvlText w:val=""/>
@@ -3369,10 +2894,10 @@
         <w:ind w:left="5040" w:hanging="360"/>
       </w:pPr>
       <w:rPr>
-        <w:rFonts w:hint="default" w:ascii="Symbol" w:hAnsi="Symbol"/>
+        <w:rFonts w:ascii="Symbol" w:hAnsi="Symbol" w:hint="default"/>
       </w:rPr>
     </w:lvl>
-    <w:lvl xmlns:w="http://schemas.openxmlformats.org/wordprocessingml/2006/main" w:ilvl="7">
+    <w:lvl w:ilvl="7" w:tplc="45FEB336">
       <w:start w:val="1"/>
       <w:numFmt w:val="bullet"/>
       <w:lvlText w:val="o"/>
@@ -3381,10 +2906,10 @@
         <w:ind w:left="5760" w:hanging="360"/>
       </w:pPr>
       <w:rPr>
-        <w:rFonts w:hint="default" w:ascii="Courier New" w:hAnsi="Courier New"/>
+        <w:rFonts w:ascii="Courier New" w:hAnsi="Courier New" w:hint="default"/>
       </w:rPr>
     </w:lvl>
-    <w:lvl xmlns:w="http://schemas.openxmlformats.org/wordprocessingml/2006/main" w:ilvl="8">
+    <w:lvl w:ilvl="8" w:tplc="B3601F36">
       <w:start w:val="1"/>
       <w:numFmt w:val="bullet"/>
       <w:lvlText w:val=""/>
@@ -3393,123 +2918,11 @@
         <w:ind w:left="6480" w:hanging="360"/>
       </w:pPr>
       <w:rPr>
-        <w:rFonts w:hint="default" w:ascii="Wingdings" w:hAnsi="Wingdings"/>
+        <w:rFonts w:ascii="Wingdings" w:hAnsi="Wingdings" w:hint="default"/>
       </w:rPr>
     </w:lvl>
   </w:abstractNum>
-  <w:abstractNum xmlns:w="http://schemas.openxmlformats.org/wordprocessingml/2006/main" w:abstractNumId="1">
-    <w:nsid w:val="6a877806"/>
-    <w:multiLevelType xmlns:w="http://schemas.openxmlformats.org/wordprocessingml/2006/main" w:val="hybridMultilevel"/>
-    <w:lvl xmlns:w="http://schemas.openxmlformats.org/wordprocessingml/2006/main" w:ilvl="0">
-      <w:start w:val="1"/>
-      <w:numFmt w:val="bullet"/>
-      <w:lvlText w:val="-"/>
-      <w:lvlJc w:val="left"/>
-      <w:pPr>
-        <w:ind w:left="720" w:hanging="360"/>
-      </w:pPr>
-      <w:rPr>
-        <w:rFonts w:hint="default" w:ascii="Aptos" w:hAnsi="Aptos"/>
-      </w:rPr>
-    </w:lvl>
-    <w:lvl xmlns:w="http://schemas.openxmlformats.org/wordprocessingml/2006/main" w:ilvl="1">
-      <w:start w:val="1"/>
-      <w:numFmt w:val="bullet"/>
-      <w:lvlText w:val="o"/>
-      <w:lvlJc w:val="left"/>
-      <w:pPr>
-        <w:ind w:left="1440" w:hanging="360"/>
-      </w:pPr>
-      <w:rPr>
-        <w:rFonts w:hint="default" w:ascii="Courier New" w:hAnsi="Courier New"/>
-      </w:rPr>
-    </w:lvl>
-    <w:lvl xmlns:w="http://schemas.openxmlformats.org/wordprocessingml/2006/main" w:ilvl="2">
-      <w:start w:val="1"/>
-      <w:numFmt w:val="bullet"/>
-      <w:lvlText w:val=""/>
-      <w:lvlJc w:val="left"/>
-      <w:pPr>
-        <w:ind w:left="2160" w:hanging="360"/>
-      </w:pPr>
-      <w:rPr>
-        <w:rFonts w:hint="default" w:ascii="Wingdings" w:hAnsi="Wingdings"/>
-      </w:rPr>
-    </w:lvl>
-    <w:lvl xmlns:w="http://schemas.openxmlformats.org/wordprocessingml/2006/main" w:ilvl="3">
-      <w:start w:val="1"/>
-      <w:numFmt w:val="bullet"/>
-      <w:lvlText w:val=""/>
-      <w:lvlJc w:val="left"/>
-      <w:pPr>
-        <w:ind w:left="2880" w:hanging="360"/>
-      </w:pPr>
-      <w:rPr>
-        <w:rFonts w:hint="default" w:ascii="Symbol" w:hAnsi="Symbol"/>
-      </w:rPr>
-    </w:lvl>
-    <w:lvl xmlns:w="http://schemas.openxmlformats.org/wordprocessingml/2006/main" w:ilvl="4">
-      <w:start w:val="1"/>
-      <w:numFmt w:val="bullet"/>
-      <w:lvlText w:val="o"/>
-      <w:lvlJc w:val="left"/>
-      <w:pPr>
-        <w:ind w:left="3600" w:hanging="360"/>
-      </w:pPr>
-      <w:rPr>
-        <w:rFonts w:hint="default" w:ascii="Courier New" w:hAnsi="Courier New"/>
-      </w:rPr>
-    </w:lvl>
-    <w:lvl xmlns:w="http://schemas.openxmlformats.org/wordprocessingml/2006/main" w:ilvl="5">
-      <w:start w:val="1"/>
-      <w:numFmt w:val="bullet"/>
-      <w:lvlText w:val=""/>
-      <w:lvlJc w:val="left"/>
-      <w:pPr>
-        <w:ind w:left="4320" w:hanging="360"/>
-      </w:pPr>
-      <w:rPr>
-        <w:rFonts w:hint="default" w:ascii="Wingdings" w:hAnsi="Wingdings"/>
-      </w:rPr>
-    </w:lvl>
-    <w:lvl xmlns:w="http://schemas.openxmlformats.org/wordprocessingml/2006/main" w:ilvl="6">
-      <w:start w:val="1"/>
-      <w:numFmt w:val="bullet"/>
-      <w:lvlText w:val=""/>
-      <w:lvlJc w:val="left"/>
-      <w:pPr>
-        <w:ind w:left="5040" w:hanging="360"/>
-      </w:pPr>
-      <w:rPr>
-        <w:rFonts w:hint="default" w:ascii="Symbol" w:hAnsi="Symbol"/>
-      </w:rPr>
-    </w:lvl>
-    <w:lvl xmlns:w="http://schemas.openxmlformats.org/wordprocessingml/2006/main" w:ilvl="7">
-      <w:start w:val="1"/>
-      <w:numFmt w:val="bullet"/>
-      <w:lvlText w:val="o"/>
-      <w:lvlJc w:val="left"/>
-      <w:pPr>
-        <w:ind w:left="5760" w:hanging="360"/>
-      </w:pPr>
-      <w:rPr>
-        <w:rFonts w:hint="default" w:ascii="Courier New" w:hAnsi="Courier New"/>
-      </w:rPr>
-    </w:lvl>
-    <w:lvl xmlns:w="http://schemas.openxmlformats.org/wordprocessingml/2006/main" w:ilvl="8">
-      <w:start w:val="1"/>
-      <w:numFmt w:val="bullet"/>
-      <w:lvlText w:val=""/>
-      <w:lvlJc w:val="left"/>
-      <w:pPr>
-        <w:ind w:left="6480" w:hanging="360"/>
-      </w:pPr>
-      <w:rPr>
-        <w:rFonts w:hint="default" w:ascii="Wingdings" w:hAnsi="Wingdings"/>
-      </w:rPr>
-    </w:lvl>
-  </w:abstractNum>
-  <w:abstractNum w:abstractNumId="0" w15:restartNumberingAfterBreak="0">
+  <w:abstractNum w:abstractNumId="1" w15:restartNumberingAfterBreak="0">
     <w:nsid w:val="3FB24A70"/>
     <w:multiLevelType w:val="hybridMultilevel"/>
     <w:tmpl w:val="008C5148"/>
@@ -3522,7 +2935,7 @@
         <w:ind w:left="720" w:hanging="360"/>
       </w:pPr>
       <w:rPr>
-        <w:rFonts w:hint="default" w:ascii="Symbol" w:hAnsi="Symbol"/>
+        <w:rFonts w:ascii="Symbol" w:hAnsi="Symbol" w:hint="default"/>
       </w:rPr>
     </w:lvl>
     <w:lvl w:ilvl="1" w:tplc="04090003" w:tentative="1">
@@ -3534,7 +2947,7 @@
         <w:ind w:left="1440" w:hanging="360"/>
       </w:pPr>
       <w:rPr>
-        <w:rFonts w:hint="default" w:ascii="Courier New" w:hAnsi="Courier New" w:cs="Courier New"/>
+        <w:rFonts w:ascii="Courier New" w:hAnsi="Courier New" w:cs="Courier New" w:hint="default"/>
       </w:rPr>
     </w:lvl>
     <w:lvl w:ilvl="2" w:tplc="04090005" w:tentative="1">
@@ -3546,7 +2959,7 @@
         <w:ind w:left="2160" w:hanging="360"/>
       </w:pPr>
       <w:rPr>
-        <w:rFonts w:hint="default" w:ascii="Wingdings" w:hAnsi="Wingdings"/>
+        <w:rFonts w:ascii="Wingdings" w:hAnsi="Wingdings" w:hint="default"/>
       </w:rPr>
     </w:lvl>
     <w:lvl w:ilvl="3" w:tplc="04090001" w:tentative="1">
@@ -3558,7 +2971,7 @@
         <w:ind w:left="2880" w:hanging="360"/>
       </w:pPr>
       <w:rPr>
-        <w:rFonts w:hint="default" w:ascii="Symbol" w:hAnsi="Symbol"/>
+        <w:rFonts w:ascii="Symbol" w:hAnsi="Symbol" w:hint="default"/>
       </w:rPr>
     </w:lvl>
     <w:lvl w:ilvl="4" w:tplc="04090003" w:tentative="1">
@@ -3570,7 +2983,7 @@
         <w:ind w:left="3600" w:hanging="360"/>
       </w:pPr>
       <w:rPr>
-        <w:rFonts w:hint="default" w:ascii="Courier New" w:hAnsi="Courier New" w:cs="Courier New"/>
+        <w:rFonts w:ascii="Courier New" w:hAnsi="Courier New" w:cs="Courier New" w:hint="default"/>
       </w:rPr>
     </w:lvl>
     <w:lvl w:ilvl="5" w:tplc="04090005" w:tentative="1">
@@ -3582,7 +2995,7 @@
         <w:ind w:left="4320" w:hanging="360"/>
       </w:pPr>
       <w:rPr>
-        <w:rFonts w:hint="default" w:ascii="Wingdings" w:hAnsi="Wingdings"/>
+        <w:rFonts w:ascii="Wingdings" w:hAnsi="Wingdings" w:hint="default"/>
       </w:rPr>
     </w:lvl>
     <w:lvl w:ilvl="6" w:tplc="04090001" w:tentative="1">
@@ -3594,7 +3007,7 @@
         <w:ind w:left="5040" w:hanging="360"/>
       </w:pPr>
       <w:rPr>
-        <w:rFonts w:hint="default" w:ascii="Symbol" w:hAnsi="Symbol"/>
+        <w:rFonts w:ascii="Symbol" w:hAnsi="Symbol" w:hint="default"/>
       </w:rPr>
     </w:lvl>
     <w:lvl w:ilvl="7" w:tplc="04090003" w:tentative="1">
@@ -3606,7 +3019,7 @@
         <w:ind w:left="5760" w:hanging="360"/>
       </w:pPr>
       <w:rPr>
-        <w:rFonts w:hint="default" w:ascii="Courier New" w:hAnsi="Courier New" w:cs="Courier New"/>
+        <w:rFonts w:ascii="Courier New" w:hAnsi="Courier New" w:cs="Courier New" w:hint="default"/>
       </w:rPr>
     </w:lvl>
     <w:lvl w:ilvl="8" w:tplc="04090005" w:tentative="1">
@@ -3618,18 +3031,131 @@
         <w:ind w:left="6480" w:hanging="360"/>
       </w:pPr>
       <w:rPr>
-        <w:rFonts w:hint="default" w:ascii="Wingdings" w:hAnsi="Wingdings"/>
+        <w:rFonts w:ascii="Wingdings" w:hAnsi="Wingdings" w:hint="default"/>
       </w:rPr>
     </w:lvl>
   </w:abstractNum>
-  <w:num w:numId="3">
+  <w:abstractNum w:abstractNumId="2" w15:restartNumberingAfterBreak="0">
+    <w:nsid w:val="6A877806"/>
+    <w:multiLevelType w:val="hybridMultilevel"/>
+    <w:tmpl w:val="924A959A"/>
+    <w:lvl w:ilvl="0" w:tplc="BEA43988">
+      <w:start w:val="1"/>
+      <w:numFmt w:val="bullet"/>
+      <w:lvlText w:val="-"/>
+      <w:lvlJc w:val="left"/>
+      <w:pPr>
+        <w:ind w:left="720" w:hanging="360"/>
+      </w:pPr>
+      <w:rPr>
+        <w:rFonts w:ascii="Aptos" w:hAnsi="Aptos" w:hint="default"/>
+      </w:rPr>
+    </w:lvl>
+    <w:lvl w:ilvl="1" w:tplc="A914FBC6">
+      <w:start w:val="1"/>
+      <w:numFmt w:val="bullet"/>
+      <w:lvlText w:val="o"/>
+      <w:lvlJc w:val="left"/>
+      <w:pPr>
+        <w:ind w:left="1440" w:hanging="360"/>
+      </w:pPr>
+      <w:rPr>
+        <w:rFonts w:ascii="Courier New" w:hAnsi="Courier New" w:hint="default"/>
+      </w:rPr>
+    </w:lvl>
+    <w:lvl w:ilvl="2" w:tplc="A8C65C50">
+      <w:start w:val="1"/>
+      <w:numFmt w:val="bullet"/>
+      <w:lvlText w:val=""/>
+      <w:lvlJc w:val="left"/>
+      <w:pPr>
+        <w:ind w:left="2160" w:hanging="360"/>
+      </w:pPr>
+      <w:rPr>
+        <w:rFonts w:ascii="Wingdings" w:hAnsi="Wingdings" w:hint="default"/>
+      </w:rPr>
+    </w:lvl>
+    <w:lvl w:ilvl="3" w:tplc="D1D68A42">
+      <w:start w:val="1"/>
+      <w:numFmt w:val="bullet"/>
+      <w:lvlText w:val=""/>
+      <w:lvlJc w:val="left"/>
+      <w:pPr>
+        <w:ind w:left="2880" w:hanging="360"/>
+      </w:pPr>
+      <w:rPr>
+        <w:rFonts w:ascii="Symbol" w:hAnsi="Symbol" w:hint="default"/>
+      </w:rPr>
+    </w:lvl>
+    <w:lvl w:ilvl="4" w:tplc="899EE6C4">
+      <w:start w:val="1"/>
+      <w:numFmt w:val="bullet"/>
+      <w:lvlText w:val="o"/>
+      <w:lvlJc w:val="left"/>
+      <w:pPr>
+        <w:ind w:left="3600" w:hanging="360"/>
+      </w:pPr>
+      <w:rPr>
+        <w:rFonts w:ascii="Courier New" w:hAnsi="Courier New" w:hint="default"/>
+      </w:rPr>
+    </w:lvl>
+    <w:lvl w:ilvl="5" w:tplc="9CCA5CFA">
+      <w:start w:val="1"/>
+      <w:numFmt w:val="bullet"/>
+      <w:lvlText w:val=""/>
+      <w:lvlJc w:val="left"/>
+      <w:pPr>
+        <w:ind w:left="4320" w:hanging="360"/>
+      </w:pPr>
+      <w:rPr>
+        <w:rFonts w:ascii="Wingdings" w:hAnsi="Wingdings" w:hint="default"/>
+      </w:rPr>
+    </w:lvl>
+    <w:lvl w:ilvl="6" w:tplc="56E62B3A">
+      <w:start w:val="1"/>
+      <w:numFmt w:val="bullet"/>
+      <w:lvlText w:val=""/>
+      <w:lvlJc w:val="left"/>
+      <w:pPr>
+        <w:ind w:left="5040" w:hanging="360"/>
+      </w:pPr>
+      <w:rPr>
+        <w:rFonts w:ascii="Symbol" w:hAnsi="Symbol" w:hint="default"/>
+      </w:rPr>
+    </w:lvl>
+    <w:lvl w:ilvl="7" w:tplc="D1E039A6">
+      <w:start w:val="1"/>
+      <w:numFmt w:val="bullet"/>
+      <w:lvlText w:val="o"/>
+      <w:lvlJc w:val="left"/>
+      <w:pPr>
+        <w:ind w:left="5760" w:hanging="360"/>
+      </w:pPr>
+      <w:rPr>
+        <w:rFonts w:ascii="Courier New" w:hAnsi="Courier New" w:hint="default"/>
+      </w:rPr>
+    </w:lvl>
+    <w:lvl w:ilvl="8" w:tplc="F93C0A00">
+      <w:start w:val="1"/>
+      <w:numFmt w:val="bullet"/>
+      <w:lvlText w:val=""/>
+      <w:lvlJc w:val="left"/>
+      <w:pPr>
+        <w:ind w:left="6480" w:hanging="360"/>
+      </w:pPr>
+      <w:rPr>
+        <w:rFonts w:ascii="Wingdings" w:hAnsi="Wingdings" w:hint="default"/>
+      </w:rPr>
+    </w:lvl>
+  </w:abstractNum>
+  <w:num w:numId="1" w16cid:durableId="1110665863">
+    <w:abstractNumId w:val="0"/>
+  </w:num>
+  <w:num w:numId="2" w16cid:durableId="1441099847">
     <w:abstractNumId w:val="2"/>
   </w:num>
-  <w:num w:numId="2">
+  <w:num w:numId="3" w16cid:durableId="72314546">
     <w:abstractNumId w:val="1"/>
-  </w:num>
-  <w:num w:numId="1" w16cid:durableId="72314546">
-    <w:abstractNumId w:val="0"/>
   </w:num>
 </w:numbering>
 </file>
@@ -3639,7 +3165,7 @@
   <w:docDefaults>
     <w:rPrDefault>
       <w:rPr>
-        <w:rFonts w:asciiTheme="minorHAnsi" w:hAnsiTheme="minorHAnsi" w:eastAsiaTheme="minorHAnsi" w:cstheme="minorBidi"/>
+        <w:rFonts w:asciiTheme="minorHAnsi" w:eastAsiaTheme="minorHAnsi" w:hAnsiTheme="minorHAnsi" w:cstheme="minorBidi"/>
         <w:sz w:val="22"/>
         <w:szCs w:val="22"/>
         <w:lang w:val="en-US" w:eastAsia="en-US" w:bidi="ar-SA"/>
@@ -3654,14 +3180,14 @@
   <w:latentStyles w:defLockedState="0" w:defUIPriority="99" w:defSemiHidden="0" w:defUnhideWhenUsed="0" w:defQFormat="0" w:count="376">
     <w:lsdException w:name="Normal" w:uiPriority="0" w:qFormat="1"/>
     <w:lsdException w:name="heading 1" w:uiPriority="9" w:qFormat="1"/>
-    <w:lsdException w:name="heading 2" w:uiPriority="9" w:semiHidden="1" w:unhideWhenUsed="1" w:qFormat="1"/>
-    <w:lsdException w:name="heading 3" w:uiPriority="9" w:semiHidden="1" w:unhideWhenUsed="1" w:qFormat="1"/>
-    <w:lsdException w:name="heading 4" w:uiPriority="9" w:semiHidden="1" w:unhideWhenUsed="1" w:qFormat="1"/>
-    <w:lsdException w:name="heading 5" w:uiPriority="9" w:semiHidden="1" w:unhideWhenUsed="1" w:qFormat="1"/>
-    <w:lsdException w:name="heading 6" w:uiPriority="9" w:semiHidden="1" w:unhideWhenUsed="1" w:qFormat="1"/>
-    <w:lsdException w:name="heading 7" w:uiPriority="9" w:semiHidden="1" w:unhideWhenUsed="1" w:qFormat="1"/>
-    <w:lsdException w:name="heading 8" w:uiPriority="9" w:semiHidden="1" w:unhideWhenUsed="1" w:qFormat="1"/>
-    <w:lsdException w:name="heading 9" w:uiPriority="9" w:semiHidden="1" w:unhideWhenUsed="1" w:qFormat="1"/>
+    <w:lsdException w:name="heading 2" w:semiHidden="1" w:uiPriority="9" w:unhideWhenUsed="1" w:qFormat="1"/>
+    <w:lsdException w:name="heading 3" w:semiHidden="1" w:uiPriority="9" w:unhideWhenUsed="1" w:qFormat="1"/>
+    <w:lsdException w:name="heading 4" w:semiHidden="1" w:uiPriority="9" w:unhideWhenUsed="1" w:qFormat="1"/>
+    <w:lsdException w:name="heading 5" w:semiHidden="1" w:uiPriority="9" w:unhideWhenUsed="1" w:qFormat="1"/>
+    <w:lsdException w:name="heading 6" w:semiHidden="1" w:uiPriority="9" w:unhideWhenUsed="1" w:qFormat="1"/>
+    <w:lsdException w:name="heading 7" w:semiHidden="1" w:uiPriority="9" w:unhideWhenUsed="1" w:qFormat="1"/>
+    <w:lsdException w:name="heading 8" w:semiHidden="1" w:uiPriority="9" w:unhideWhenUsed="1" w:qFormat="1"/>
+    <w:lsdException w:name="heading 9" w:semiHidden="1" w:uiPriority="9" w:unhideWhenUsed="1" w:qFormat="1"/>
     <w:lsdException w:name="index 1" w:semiHidden="1" w:unhideWhenUsed="1"/>
     <w:lsdException w:name="index 2" w:semiHidden="1" w:unhideWhenUsed="1"/>
     <w:lsdException w:name="index 3" w:semiHidden="1" w:unhideWhenUsed="1"/>
@@ -3671,22 +3197,22 @@
     <w:lsdException w:name="index 7" w:semiHidden="1" w:unhideWhenUsed="1"/>
     <w:lsdException w:name="index 8" w:semiHidden="1" w:unhideWhenUsed="1"/>
     <w:lsdException w:name="index 9" w:semiHidden="1" w:unhideWhenUsed="1"/>
-    <w:lsdException w:name="toc 1" w:uiPriority="39" w:semiHidden="1" w:unhideWhenUsed="1"/>
-    <w:lsdException w:name="toc 2" w:uiPriority="39" w:semiHidden="1" w:unhideWhenUsed="1"/>
-    <w:lsdException w:name="toc 3" w:uiPriority="39" w:semiHidden="1" w:unhideWhenUsed="1"/>
-    <w:lsdException w:name="toc 4" w:uiPriority="39" w:semiHidden="1" w:unhideWhenUsed="1"/>
-    <w:lsdException w:name="toc 5" w:uiPriority="39" w:semiHidden="1" w:unhideWhenUsed="1"/>
-    <w:lsdException w:name="toc 6" w:uiPriority="39" w:semiHidden="1" w:unhideWhenUsed="1"/>
-    <w:lsdException w:name="toc 7" w:uiPriority="39" w:semiHidden="1" w:unhideWhenUsed="1"/>
-    <w:lsdException w:name="toc 8" w:uiPriority="39" w:semiHidden="1" w:unhideWhenUsed="1"/>
-    <w:lsdException w:name="toc 9" w:uiPriority="39" w:semiHidden="1" w:unhideWhenUsed="1"/>
+    <w:lsdException w:name="toc 1" w:semiHidden="1" w:uiPriority="39" w:unhideWhenUsed="1"/>
+    <w:lsdException w:name="toc 2" w:semiHidden="1" w:uiPriority="39" w:unhideWhenUsed="1"/>
+    <w:lsdException w:name="toc 3" w:semiHidden="1" w:uiPriority="39" w:unhideWhenUsed="1"/>
+    <w:lsdException w:name="toc 4" w:semiHidden="1" w:uiPriority="39" w:unhideWhenUsed="1"/>
+    <w:lsdException w:name="toc 5" w:semiHidden="1" w:uiPriority="39" w:unhideWhenUsed="1"/>
+    <w:lsdException w:name="toc 6" w:semiHidden="1" w:uiPriority="39" w:unhideWhenUsed="1"/>
+    <w:lsdException w:name="toc 7" w:semiHidden="1" w:uiPriority="39" w:unhideWhenUsed="1"/>
+    <w:lsdException w:name="toc 8" w:semiHidden="1" w:uiPriority="39" w:unhideWhenUsed="1"/>
+    <w:lsdException w:name="toc 9" w:semiHidden="1" w:uiPriority="39" w:unhideWhenUsed="1"/>
     <w:lsdException w:name="Normal Indent" w:semiHidden="1" w:unhideWhenUsed="1"/>
     <w:lsdException w:name="footnote text" w:semiHidden="1" w:unhideWhenUsed="1"/>
     <w:lsdException w:name="annotation text" w:semiHidden="1" w:unhideWhenUsed="1"/>
     <w:lsdException w:name="header" w:semiHidden="1" w:unhideWhenUsed="1"/>
     <w:lsdException w:name="footer" w:semiHidden="1" w:unhideWhenUsed="1"/>
     <w:lsdException w:name="index heading" w:semiHidden="1" w:unhideWhenUsed="1"/>
-    <w:lsdException w:name="caption" w:uiPriority="35" w:semiHidden="1" w:unhideWhenUsed="1" w:qFormat="1"/>
+    <w:lsdException w:name="caption" w:semiHidden="1" w:uiPriority="35" w:unhideWhenUsed="1" w:qFormat="1"/>
     <w:lsdException w:name="table of figures" w:semiHidden="1" w:unhideWhenUsed="1"/>
     <w:lsdException w:name="envelope address" w:semiHidden="1" w:unhideWhenUsed="1"/>
     <w:lsdException w:name="envelope return" w:semiHidden="1" w:unhideWhenUsed="1"/>
@@ -3717,7 +3243,7 @@
     <w:lsdException w:name="Title" w:uiPriority="10" w:qFormat="1"/>
     <w:lsdException w:name="Closing" w:semiHidden="1" w:unhideWhenUsed="1"/>
     <w:lsdException w:name="Signature" w:semiHidden="1" w:unhideWhenUsed="1"/>
-    <w:lsdException w:name="Default Paragraph Font" w:uiPriority="1" w:semiHidden="1" w:unhideWhenUsed="1"/>
+    <w:lsdException w:name="Default Paragraph Font" w:semiHidden="1" w:uiPriority="1" w:unhideWhenUsed="1"/>
     <w:lsdException w:name="Body Text" w:semiHidden="1" w:unhideWhenUsed="1"/>
     <w:lsdException w:name="Body Text Indent" w:semiHidden="1" w:unhideWhenUsed="1"/>
     <w:lsdException w:name="List Continue" w:semiHidden="1" w:unhideWhenUsed="1"/>
@@ -3917,8 +3443,8 @@
     <w:lsdException w:name="Subtle Reference" w:uiPriority="31" w:qFormat="1"/>
     <w:lsdException w:name="Intense Reference" w:uiPriority="32" w:qFormat="1"/>
     <w:lsdException w:name="Book Title" w:uiPriority="33" w:qFormat="1"/>
-    <w:lsdException w:name="Bibliography" w:uiPriority="37" w:semiHidden="1" w:unhideWhenUsed="1"/>
-    <w:lsdException w:name="TOC Heading" w:uiPriority="39" w:semiHidden="1" w:unhideWhenUsed="1" w:qFormat="1"/>
+    <w:lsdException w:name="Bibliography" w:semiHidden="1" w:uiPriority="37" w:unhideWhenUsed="1"/>
+    <w:lsdException w:name="TOC Heading" w:semiHidden="1" w:uiPriority="39" w:unhideWhenUsed="1" w:qFormat="1"/>
     <w:lsdException w:name="Plain Table 1" w:uiPriority="41"/>
     <w:lsdException w:name="Plain Table 2" w:uiPriority="42"/>
     <w:lsdException w:name="Plain Table 3" w:uiPriority="43"/>
@@ -4029,18 +3555,39 @@
     <w:lsdException w:name="Unresolved Mention" w:semiHidden="1" w:unhideWhenUsed="1"/>
     <w:lsdException w:name="Smart Link" w:semiHidden="1" w:unhideWhenUsed="1"/>
   </w:latentStyles>
-  <w:style w:type="paragraph" w:styleId="Normal" w:default="1">
+  <w:style w:type="paragraph" w:default="1" w:styleId="Normal">
     <w:name w:val="Normal"/>
     <w:qFormat/>
     <w:rsid w:val="007130DF"/>
   </w:style>
-  <w:style w:type="character" w:styleId="DefaultParagraphFont" w:default="1">
+  <w:style w:type="paragraph" w:styleId="Heading2">
+    <w:name w:val="heading 2"/>
+    <w:basedOn w:val="Normal"/>
+    <w:next w:val="Normal"/>
+    <w:uiPriority w:val="9"/>
+    <w:unhideWhenUsed/>
+    <w:qFormat/>
+    <w:rsid w:val="567A4525"/>
+    <w:pPr>
+      <w:keepNext/>
+      <w:keepLines/>
+      <w:spacing w:before="160" w:after="80"/>
+      <w:outlineLvl w:val="1"/>
+    </w:pPr>
+    <w:rPr>
+      <w:rFonts w:asciiTheme="majorHAnsi" w:eastAsiaTheme="minorEastAsia" w:hAnsiTheme="majorHAnsi" w:cstheme="majorEastAsia"/>
+      <w:color w:val="2F5496" w:themeColor="accent1" w:themeShade="BF"/>
+      <w:sz w:val="32"/>
+      <w:szCs w:val="32"/>
+    </w:rPr>
+  </w:style>
+  <w:style w:type="character" w:default="1" w:styleId="DefaultParagraphFont">
     <w:name w:val="Default Paragraph Font"/>
     <w:uiPriority w:val="1"/>
     <w:semiHidden/>
     <w:unhideWhenUsed/>
   </w:style>
-  <w:style w:type="table" w:styleId="TableNormal" w:default="1">
+  <w:style w:type="table" w:default="1" w:styleId="TableNormal">
     <w:name w:val="Normal Table"/>
     <w:uiPriority w:val="99"/>
     <w:semiHidden/>
@@ -4055,7 +3602,7 @@
       </w:tblCellMar>
     </w:tblPr>
   </w:style>
-  <w:style w:type="numbering" w:styleId="NoList" w:default="1">
+  <w:style w:type="numbering" w:default="1" w:styleId="NoList">
     <w:name w:val="No List"/>
     <w:uiPriority w:val="99"/>
     <w:semiHidden/>
@@ -4071,16 +3618,16 @@
     </w:pPr>
     <w:tblPr>
       <w:tblBorders>
-        <w:top w:val="single" w:color="auto" w:sz="4" w:space="0"/>
-        <w:left w:val="single" w:color="auto" w:sz="4" w:space="0"/>
-        <w:bottom w:val="single" w:color="auto" w:sz="4" w:space="0"/>
-        <w:right w:val="single" w:color="auto" w:sz="4" w:space="0"/>
-        <w:insideH w:val="single" w:color="auto" w:sz="4" w:space="0"/>
-        <w:insideV w:val="single" w:color="auto" w:sz="4" w:space="0"/>
+        <w:top w:val="single" w:sz="4" w:space="0" w:color="auto"/>
+        <w:left w:val="single" w:sz="4" w:space="0" w:color="auto"/>
+        <w:bottom w:val="single" w:sz="4" w:space="0" w:color="auto"/>
+        <w:right w:val="single" w:sz="4" w:space="0" w:color="auto"/>
+        <w:insideH w:val="single" w:sz="4" w:space="0" w:color="auto"/>
+        <w:insideV w:val="single" w:sz="4" w:space="0" w:color="auto"/>
       </w:tblBorders>
     </w:tblPr>
   </w:style>
-  <w:style w:type="paragraph" w:styleId="Code" w:customStyle="1">
+  <w:style w:type="paragraph" w:customStyle="1" w:styleId="Code">
     <w:name w:val="Code"/>
     <w:basedOn w:val="Normal"/>
     <w:link w:val="CodeChar"/>
@@ -4104,7 +3651,7 @@
       <w:contextualSpacing/>
     </w:pPr>
   </w:style>
-  <w:style w:type="character" w:styleId="CodeChar" w:customStyle="1">
+  <w:style w:type="character" w:customStyle="1" w:styleId="CodeChar">
     <w:name w:val="Code Char"/>
     <w:basedOn w:val="DefaultParagraphFont"/>
     <w:link w:val="Code"/>
@@ -4139,14 +3686,14 @@
       <w:shd w:val="clear" w:color="auto" w:fill="E1DFDD"/>
     </w:rPr>
   </w:style>
-  <w:style w:type="paragraph" w:styleId="Style1" w:customStyle="1">
+  <w:style w:type="paragraph" w:customStyle="1" w:styleId="Style1">
     <w:name w:val="Style1"/>
     <w:basedOn w:val="Code"/>
     <w:link w:val="Style1Char"/>
     <w:qFormat/>
     <w:rsid w:val="00675D0F"/>
   </w:style>
-  <w:style w:type="character" w:styleId="Style1Char" w:customStyle="1">
+  <w:style w:type="character" w:customStyle="1" w:styleId="Style1Char">
     <w:name w:val="Style1 Char"/>
     <w:basedOn w:val="CodeChar"/>
     <w:link w:val="Style1"/>
@@ -4158,97 +3705,72 @@
       <w:szCs w:val="24"/>
     </w:rPr>
   </w:style>
-  <w:style w:type="paragraph" w:styleId="CODE(mine)" w:customStyle="true">
-    <w:uiPriority w:val="1"/>
+  <w:style w:type="paragraph" w:customStyle="1" w:styleId="CODEmine">
     <w:name w:val="CODE (mine)"/>
     <w:basedOn w:val="Normal"/>
-    <w:link w:val="CODE(mine)Char"/>
+    <w:link w:val="CODEmineChar"/>
+    <w:uiPriority w:val="1"/>
     <w:qFormat/>
     <w:rsid w:val="567A4525"/>
     <w:rPr>
-      <w:rFonts w:ascii="Calibri" w:hAnsi="Calibri" w:eastAsia="Calibri" w:cs="" w:asciiTheme="minorAscii" w:hAnsiTheme="minorAscii" w:eastAsiaTheme="minorAscii" w:cstheme="minorBidi"/>
+      <w:rFonts w:eastAsiaTheme="minorEastAsia"/>
       <w:sz w:val="24"/>
       <w:szCs w:val="24"/>
     </w:rPr>
   </w:style>
-  <w:style w:type="character" w:styleId="CODE(mine)Char" w:customStyle="true">
+  <w:style w:type="character" w:customStyle="1" w:styleId="CODEmineChar">
     <w:name w:val="CODE (mine) Char"/>
     <w:basedOn w:val="DefaultParagraphFont"/>
-    <w:link w:val="CODE(mine)"/>
+    <w:link w:val="CODEmine"/>
     <w:rsid w:val="567A4525"/>
     <w:rPr>
-      <w:rFonts w:ascii="Calibri" w:hAnsi="Calibri" w:eastAsia="Calibri" w:cs="" w:asciiTheme="minorAscii" w:hAnsiTheme="minorAscii" w:eastAsiaTheme="minorAscii" w:cstheme="minorBidi"/>
+      <w:rFonts w:asciiTheme="minorHAnsi" w:eastAsiaTheme="minorEastAsia" w:hAnsiTheme="minorHAnsi" w:cstheme="minorBidi"/>
       <w:sz w:val="24"/>
       <w:szCs w:val="24"/>
     </w:rPr>
   </w:style>
-  <w:style w:type="paragraph" w:styleId="Style2" w:customStyle="true">
-    <w:uiPriority w:val="1"/>
+  <w:style w:type="paragraph" w:customStyle="1" w:styleId="Style2">
     <w:name w:val="Style2"/>
     <w:basedOn w:val="Normal"/>
     <w:link w:val="Style2Char"/>
+    <w:uiPriority w:val="1"/>
     <w:qFormat/>
     <w:rsid w:val="567A4525"/>
     <w:rPr>
-      <w:rFonts w:ascii="Calibri" w:hAnsi="Calibri" w:eastAsia="Calibri" w:cs="" w:asciiTheme="minorAscii" w:hAnsiTheme="minorAscii" w:eastAsiaTheme="minorAscii" w:cstheme="minorBidi"/>
-      <w:sz w:val="22"/>
-      <w:szCs w:val="22"/>
+      <w:rFonts w:eastAsiaTheme="minorEastAsia"/>
     </w:rPr>
   </w:style>
-  <w:style w:type="character" w:styleId="Style2Char" w:customStyle="true">
+  <w:style w:type="character" w:customStyle="1" w:styleId="Style2Char">
     <w:name w:val="Style2 Char"/>
     <w:basedOn w:val="DefaultParagraphFont"/>
     <w:link w:val="Style2"/>
     <w:rsid w:val="567A4525"/>
     <w:rPr>
-      <w:rFonts w:ascii="Calibri" w:hAnsi="Calibri" w:eastAsia="Calibri" w:cs="" w:asciiTheme="minorAscii" w:hAnsiTheme="minorAscii" w:eastAsiaTheme="minorAscii" w:cstheme="minorBidi"/>
+      <w:rFonts w:asciiTheme="minorHAnsi" w:eastAsiaTheme="minorEastAsia" w:hAnsiTheme="minorHAnsi" w:cstheme="minorBidi"/>
       <w:sz w:val="22"/>
       <w:szCs w:val="22"/>
     </w:rPr>
   </w:style>
-  <w:style w:type="paragraph" w:styleId="Heading2">
-    <w:uiPriority w:val="9"/>
-    <w:name w:val="heading 2"/>
+  <w:style w:type="paragraph" w:customStyle="1" w:styleId="BodyText1">
+    <w:name w:val="Body Text1"/>
     <w:basedOn w:val="Normal"/>
-    <w:next w:val="Normal"/>
-    <w:unhideWhenUsed/>
+    <w:link w:val="bodytextChar"/>
+    <w:uiPriority w:val="1"/>
     <w:qFormat/>
     <w:rsid w:val="567A4525"/>
     <w:rPr>
-      <w:rFonts w:ascii="Calibri Light" w:hAnsi="Calibri Light" w:eastAsia="Calibri Light" w:cs="" w:asciiTheme="majorAscii" w:hAnsiTheme="majorAscii" w:eastAsiaTheme="minorAscii" w:cstheme="majorEastAsia"/>
-      <w:color w:val="2F5496" w:themeColor="accent1" w:themeTint="FF" w:themeShade="BF"/>
-      <w:sz w:val="32"/>
-      <w:szCs w:val="32"/>
-    </w:rPr>
-    <w:pPr>
-      <w:keepNext w:val="1"/>
-      <w:keepLines w:val="1"/>
-      <w:spacing w:before="160" w:after="80"/>
-      <w:outlineLvl w:val="1"/>
-    </w:pPr>
-  </w:style>
-  <w:style w:type="paragraph" w:styleId="bodytext" w:customStyle="true">
-    <w:uiPriority w:val="1"/>
-    <w:name w:val="body text"/>
-    <w:basedOn w:val="Normal"/>
-    <w:link w:val="bodytextChar"/>
-    <w:qFormat/>
-    <w:rsid w:val="567A4525"/>
-    <w:rPr>
-      <w:rFonts w:ascii="Arial" w:hAnsi="Arial" w:eastAsia="Calibri" w:cs="Arial" w:asciiTheme="minorAscii" w:hAnsiTheme="minorAscii" w:eastAsiaTheme="minorAscii" w:cstheme="minorBidi"/>
-      <w:b w:val="0"/>
-      <w:bCs w:val="0"/>
+      <w:rFonts w:eastAsiaTheme="minorEastAsia"/>
       <w:sz w:val="24"/>
       <w:szCs w:val="24"/>
     </w:rPr>
   </w:style>
-  <w:style w:type="character" w:styleId="bodytextChar" w:customStyle="true">
+  <w:style w:type="character" w:customStyle="1" w:styleId="bodytextChar">
     <w:name w:val="body text Char"/>
     <w:basedOn w:val="DefaultParagraphFont"/>
-    <w:link w:val="bodytext"/>
+    <w:link w:val="BodyText1"/>
     <w:rsid w:val="567A4525"/>
     <w:rPr>
-      <w:rFonts w:ascii="Arial" w:hAnsi="Arial" w:eastAsia="Calibri" w:cs="Arial" w:asciiTheme="minorAscii" w:hAnsiTheme="minorAscii" w:eastAsiaTheme="minorAscii" w:cstheme="minorBidi"/>
+      <w:rFonts w:asciiTheme="minorHAnsi" w:eastAsiaTheme="minorEastAsia" w:hAnsiTheme="minorHAnsi" w:cstheme="minorBidi"/>
       <w:b w:val="0"/>
       <w:bCs w:val="0"/>
       <w:sz w:val="24"/>
@@ -4554,6 +4076,23 @@
 </file>
 
 <file path=customXml/item1.xml><?xml version="1.0" encoding="utf-8"?>
+<p:properties xmlns:p="http://schemas.microsoft.com/office/2006/metadata/properties" xmlns:xsi="http://www.w3.org/2001/XMLSchema-instance" xmlns:pc="http://schemas.microsoft.com/office/infopath/2007/PartnerControls">
+  <documentManagement>
+    <_activity xmlns="c24ad1e5-24e7-4f88-a7f1-d9edce13f34b" xsi:nil="true"/>
+  </documentManagement>
+</p:properties>
+</file>
+
+<file path=customXml/item2.xml><?xml version="1.0" encoding="utf-8"?>
+<?mso-contentType ?>
+<FormTemplates xmlns="http://schemas.microsoft.com/sharepoint/v3/contenttype/forms">
+  <Display>DocumentLibraryForm</Display>
+  <Edit>DocumentLibraryForm</Edit>
+  <New>DocumentLibraryForm</New>
+</FormTemplates>
+</file>
+
+<file path=customXml/item3.xml><?xml version="1.0" encoding="utf-8"?>
 <ct:contentTypeSchema xmlns:ct="http://schemas.microsoft.com/office/2006/metadata/contentType" xmlns:ma="http://schemas.microsoft.com/office/2006/metadata/properties/metaAttributes" ct:_="" ma:_="" ma:contentTypeName="Document" ma:contentTypeID="0x01010077A0F1F816AAF54AACBA6D14C644CCBD" ma:contentTypeVersion="13" ma:contentTypeDescription="Create a new document." ma:contentTypeScope="" ma:versionID="8d339064b54aae34678db24bd67a9dc0">
   <xsd:schema xmlns:xsd="http://www.w3.org/2001/XMLSchema" xmlns:xs="http://www.w3.org/2001/XMLSchema" xmlns:p="http://schemas.microsoft.com/office/2006/metadata/properties" xmlns:ns3="c24ad1e5-24e7-4f88-a7f1-d9edce13f34b" xmlns:ns4="9a3d32dd-6831-4c0c-bafd-310413b31970" targetNamespace="http://schemas.microsoft.com/office/2006/metadata/properties" ma:root="true" ma:fieldsID="ce03c575d5f2d68c62ba41ae9235f7e9" ns3:_="" ns4:_="">
     <xsd:import namespace="c24ad1e5-24e7-4f88-a7f1-d9edce13f34b"/>
@@ -4774,24 +4313,25 @@
 </ct:contentTypeSchema>
 </file>
 
-<file path=customXml/item2.xml><?xml version="1.0" encoding="utf-8"?>
-<?mso-contentType ?>
-<FormTemplates xmlns="http://schemas.microsoft.com/sharepoint/v3/contenttype/forms">
-  <Display>DocumentLibraryForm</Display>
-  <Edit>DocumentLibraryForm</Edit>
-  <New>DocumentLibraryForm</New>
-</FormTemplates>
+<file path=customXml/itemProps1.xml><?xml version="1.0" encoding="utf-8"?>
+<ds:datastoreItem xmlns:ds="http://schemas.openxmlformats.org/officeDocument/2006/customXml" ds:itemID="{DD00D342-B64E-4557-8EC2-84C89E073042}">
+  <ds:schemaRefs>
+    <ds:schemaRef ds:uri="http://schemas.microsoft.com/office/2006/metadata/properties"/>
+    <ds:schemaRef ds:uri="http://schemas.microsoft.com/office/infopath/2007/PartnerControls"/>
+    <ds:schemaRef ds:uri="c24ad1e5-24e7-4f88-a7f1-d9edce13f34b"/>
+  </ds:schemaRefs>
+</ds:datastoreItem>
 </file>
 
-<file path=customXml/item3.xml><?xml version="1.0" encoding="utf-8"?>
-<p:properties xmlns:p="http://schemas.microsoft.com/office/2006/metadata/properties" xmlns:xsi="http://www.w3.org/2001/XMLSchema-instance" xmlns:pc="http://schemas.microsoft.com/office/infopath/2007/PartnerControls">
-  <documentManagement>
-    <_activity xmlns="c24ad1e5-24e7-4f88-a7f1-d9edce13f34b" xsi:nil="true"/>
-  </documentManagement>
-</p:properties>
+<file path=customXml/itemProps2.xml><?xml version="1.0" encoding="utf-8"?>
+<ds:datastoreItem xmlns:ds="http://schemas.openxmlformats.org/officeDocument/2006/customXml" ds:itemID="{EC02A786-C361-4503-AA2B-8428907BF1EE}">
+  <ds:schemaRefs>
+    <ds:schemaRef ds:uri="http://schemas.microsoft.com/sharepoint/v3/contenttype/forms"/>
+  </ds:schemaRefs>
+</ds:datastoreItem>
 </file>
 
-<file path=customXml/itemProps1.xml><?xml version="1.0" encoding="utf-8"?>
+<file path=customXml/itemProps3.xml><?xml version="1.0" encoding="utf-8"?>
 <ds:datastoreItem xmlns:ds="http://schemas.openxmlformats.org/officeDocument/2006/customXml" ds:itemID="{8B6C638A-1648-492C-84D1-34BBE46DAE81}">
   <ds:schemaRefs>
     <ds:schemaRef ds:uri="http://schemas.microsoft.com/office/2006/metadata/contentType"/>
@@ -4808,22 +4348,4 @@
     <ds:schemaRef ds:uri="http://schemas.microsoft.com/internal/obd"/>
   </ds:schemaRefs>
 </ds:datastoreItem>
-</file>
-
-<file path=customXml/itemProps2.xml><?xml version="1.0" encoding="utf-8"?>
-<ds:datastoreItem xmlns:ds="http://schemas.openxmlformats.org/officeDocument/2006/customXml" ds:itemID="{EC02A786-C361-4503-AA2B-8428907BF1EE}">
-  <ds:schemaRefs>
-    <ds:schemaRef ds:uri="http://schemas.microsoft.com/sharepoint/v3/contenttype/forms"/>
-  </ds:schemaRefs>
-</ds:datastoreItem>
-</file>
-
-<file path=customXml/itemProps3.xml><?xml version="1.0" encoding="utf-8"?>
-<ds:datastoreItem xmlns:ds="http://schemas.openxmlformats.org/officeDocument/2006/customXml" ds:itemID="{DD00D342-B64E-4557-8EC2-84C89E073042}">
-  <ds:schemaRefs>
-    <ds:schemaRef ds:uri="http://schemas.microsoft.com/office/2006/metadata/properties"/>
-    <ds:schemaRef ds:uri="http://schemas.microsoft.com/office/infopath/2007/PartnerControls"/>
-    <ds:schemaRef ds:uri="c24ad1e5-24e7-4f88-a7f1-d9edce13f34b"/>
-  </ds:schemaRefs>
-</ds:datastoreItem>
 </file>